--- a/LAPORAN_TUGAS_TEWEB1.docx
+++ b/LAPORAN_TUGAS_TEWEB1.docx
@@ -114,7 +114,7 @@
                     </pic:cNvPicPr>
                   </pic:nvPicPr>
                   <pic:blipFill>
-                    <a:blip r:embed="rId5" cstate="print">
+                    <a:blip r:embed="rId8" cstate="print">
                       <a:extLst>
                         <a:ext uri="{28A0092B-C50C-407E-A947-70E740481C1C}">
                           <a14:useLocalDpi xmlns:a14="http://schemas.microsoft.com/office/drawing/2010/main" val="0"/>
@@ -1027,36 +1027,6 @@
           <w:sz w:val="24"/>
           <w:szCs w:val="24"/>
         </w:rPr>
-      </w:pPr>
-      <w:r>
-        <w:rPr>
-          <w:rFonts w:ascii="Times New Roman" w:hAnsi="Times New Roman" w:cs="Times New Roman"/>
-          <w:sz w:val="24"/>
-          <w:szCs w:val="24"/>
-        </w:rPr>
-        <w:t>Proyek yang tersedia berisi aplikasi frontend Aroma Spa &amp; Wellness. Katalog dan ringkasan pengelola pada alur utama menggunakan data contoh. Daftar layanan yang disimpan dipertahankan melalui `localStorage`. Ada modul autentikasi dan modul produk berbasis API di source code, tetapi konfigurasi backend dan database tidak disertakan dalam repository ini. Karena itu, keberhasilan penyimpanan akun, produk, maupun reservasi pada database belum dapat diklaim dari implementasi frontend saja.</w:t>
-      </w:r>
-    </w:p>
-    <w:p>
-      <w:pPr>
-        <w:pStyle w:val="PlainText"/>
-        <w:ind w:left="0"/>
-        <w:rPr>
-          <w:rFonts w:ascii="Times New Roman" w:hAnsi="Times New Roman" w:cs="Times New Roman"/>
-          <w:sz w:val="24"/>
-          <w:szCs w:val="24"/>
-        </w:rPr>
-      </w:pPr>
-    </w:p>
-    <w:p>
-      <w:pPr>
-        <w:pStyle w:val="PlainText"/>
-        <w:ind w:left="0"/>
-        <w:rPr>
-          <w:rFonts w:ascii="Times New Roman" w:hAnsi="Times New Roman" w:cs="Times New Roman"/>
-          <w:sz w:val="24"/>
-          <w:szCs w:val="24"/>
-        </w:rPr>
         <w:sectPr>
           <w:pgSz w:w="12240" w:h="15840"/>
           <w:pgMar w:top="1701" w:right="1701" w:bottom="1701" w:left="2268" w:header="709" w:footer="709" w:gutter="0"/>
@@ -1064,11 +1034,18 @@
           <w:docGrid w:linePitch="360"/>
         </w:sectPr>
       </w:pPr>
-    </w:p>
-    <w:p>
-      <w:pPr>
-        <w:pStyle w:val="PlainText"/>
-        <w:ind w:left="0" w:firstLine="567"/>
+      <w:r>
+        <w:rPr>
+          <w:rFonts w:ascii="Times New Roman" w:hAnsi="Times New Roman" w:cs="Times New Roman"/>
+          <w:sz w:val="24"/>
+          <w:szCs w:val="24"/>
+        </w:rPr>
+        <w:t>Proyek yang tersedia berisi aplikasi frontend Aroma Spa &amp; Wellness. Katalog dan ringkasan pengelola pada alur utama menggunakan data contoh. Daftar layanan yang disimpan dipertahankan melalui `localStorage`. Ada modul autentikasi dan modul produk berbasis API di source code, tetapi konfigurasi backend dan database tidak disertakan dalam repository ini. Karena itu, keberhasilan penyimpanan akun, produk, maupun reservasi pada database belum dapat diklaim dari implementasi frontend saja.</w:t>
+      </w:r>
+    </w:p>
+    <w:p>
+      <w:pPr>
+        <w:pStyle w:val="PlainText"/>
         <w:rPr>
           <w:rFonts w:ascii="Times New Roman" w:hAnsi="Times New Roman" w:cs="Times New Roman"/>
           <w:b/>
@@ -1098,16 +1075,6 @@
           <w:szCs w:val="24"/>
         </w:rPr>
       </w:pPr>
-    </w:p>
-    <w:p>
-      <w:pPr>
-        <w:pStyle w:val="PlainText"/>
-        <w:rPr>
-          <w:rFonts w:ascii="Times New Roman" w:hAnsi="Times New Roman" w:cs="Times New Roman"/>
-          <w:sz w:val="24"/>
-          <w:szCs w:val="24"/>
-        </w:rPr>
-      </w:pPr>
       <w:r>
         <w:rPr>
           <w:rFonts w:ascii="Times New Roman" w:hAnsi="Times New Roman" w:cs="Times New Roman"/>
@@ -1462,6 +1429,74 @@
           <w:szCs w:val="24"/>
         </w:rPr>
       </w:pPr>
+    </w:p>
+    <w:p>
+      <w:pPr>
+        <w:pStyle w:val="PlainText"/>
+        <w:rPr>
+          <w:rFonts w:ascii="Times New Roman" w:hAnsi="Times New Roman" w:cs="Times New Roman"/>
+          <w:sz w:val="24"/>
+          <w:szCs w:val="24"/>
+        </w:rPr>
+      </w:pPr>
+      <w:r>
+        <w:rPr>
+          <w:rFonts w:ascii="Times New Roman" w:hAnsi="Times New Roman" w:cs="Times New Roman"/>
+          <w:sz w:val="24"/>
+          <w:szCs w:val="24"/>
+        </w:rPr>
+        <w:lastRenderedPageBreak/>
+        <w:t>Antarmuka responsif menyesuaikan tata letak terhadap lebar layar. Proyek menggunakan utility class Tailwind CSS untuk mengatur grid, jarak, ukuran teks, breakpoint, warna, dan state interaksi seperti hover serta focu</w:t>
+      </w:r>
+      <w:r>
+        <w:rPr>
+          <w:rFonts w:ascii="Times New Roman" w:hAnsi="Times New Roman" w:cs="Times New Roman"/>
+          <w:sz w:val="24"/>
+          <w:szCs w:val="24"/>
+        </w:rPr>
+        <w:t>s</w:t>
+      </w:r>
+      <w:r>
+        <w:rPr>
+          <w:rFonts w:ascii="Times New Roman" w:hAnsi="Times New Roman" w:cs="Times New Roman"/>
+          <w:sz w:val="24"/>
+          <w:szCs w:val="24"/>
+        </w:rPr>
+        <w:t>.</w:t>
+      </w:r>
+    </w:p>
+    <w:p>
+      <w:pPr>
+        <w:pStyle w:val="PlainText"/>
+        <w:rPr>
+          <w:rFonts w:ascii="Times New Roman" w:hAnsi="Times New Roman" w:cs="Times New Roman"/>
+          <w:sz w:val="24"/>
+          <w:szCs w:val="24"/>
+        </w:rPr>
+      </w:pPr>
+    </w:p>
+    <w:p>
+      <w:pPr>
+        <w:pStyle w:val="PlainText"/>
+        <w:ind w:left="0" w:firstLine="567"/>
+        <w:rPr>
+          <w:rFonts w:ascii="Times New Roman" w:hAnsi="Times New Roman" w:cs="Times New Roman"/>
+          <w:b/>
+          <w:bCs/>
+          <w:sz w:val="24"/>
+          <w:szCs w:val="24"/>
+        </w:rPr>
+      </w:pPr>
+      <w:r>
+        <w:rPr>
+          <w:rFonts w:ascii="Times New Roman" w:hAnsi="Times New Roman" w:cs="Times New Roman"/>
+          <w:b/>
+          <w:bCs/>
+          <w:sz w:val="24"/>
+          <w:szCs w:val="24"/>
+        </w:rPr>
+        <w:t>BAB III Implementasi</w:t>
+      </w:r>
     </w:p>
     <w:p>
       <w:pPr>
@@ -1478,38 +1513,24 @@
           <w:docGrid w:linePitch="360"/>
         </w:sectPr>
       </w:pPr>
-      <w:r>
-        <w:rPr>
-          <w:rFonts w:ascii="Times New Roman" w:hAnsi="Times New Roman" w:cs="Times New Roman"/>
-          <w:sz w:val="24"/>
-          <w:szCs w:val="24"/>
-        </w:rPr>
-        <w:t>Antarmuka responsif menyesuaikan tata letak terhadap lebar layar. Proyek menggunakan utility class Tailwind CSS untuk mengatur grid, jarak, ukuran teks, breakpoint, warna, dan state interaksi seperti hover serta focus.</w:t>
-      </w:r>
-    </w:p>
-    <w:p>
-      <w:pPr>
-        <w:pStyle w:val="PlainText"/>
-        <w:ind w:left="0" w:firstLine="567"/>
-        <w:rPr>
-          <w:rFonts w:ascii="Times New Roman" w:hAnsi="Times New Roman" w:cs="Times New Roman"/>
-          <w:b/>
-          <w:bCs/>
-          <w:sz w:val="24"/>
-          <w:szCs w:val="24"/>
-        </w:rPr>
-      </w:pPr>
-      <w:r>
-        <w:rPr>
-          <w:rFonts w:ascii="Times New Roman" w:hAnsi="Times New Roman" w:cs="Times New Roman"/>
-          <w:b/>
-          <w:bCs/>
-          <w:sz w:val="24"/>
-          <w:szCs w:val="24"/>
-        </w:rPr>
-        <w:lastRenderedPageBreak/>
-        <w:t>BAB III Implementasi</w:t>
-      </w:r>
+    </w:p>
+    <w:p>
+      <w:pPr>
+        <w:pStyle w:val="PlainText"/>
+        <w:ind w:left="0"/>
+        <w:rPr>
+          <w:rFonts w:ascii="Times New Roman" w:hAnsi="Times New Roman" w:cs="Times New Roman"/>
+          <w:sz w:val="24"/>
+          <w:szCs w:val="24"/>
+        </w:rPr>
+        <w:sectPr>
+          <w:type w:val="continuous"/>
+          <w:pgSz w:w="12240" w:h="15840" w:code="1"/>
+          <w:pgMar w:top="1440" w:right="1503" w:bottom="1440" w:left="1503" w:header="709" w:footer="709" w:gutter="0"/>
+          <w:cols w:space="708"/>
+          <w:docGrid w:linePitch="360"/>
+        </w:sectPr>
+      </w:pPr>
     </w:p>
     <w:p>
       <w:pPr>
@@ -1954,244 +1975,7 @@
     <w:p>
       <w:pPr>
         <w:pStyle w:val="PlainText"/>
-        <w:rPr>
-          <w:rFonts w:ascii="Times New Roman" w:hAnsi="Times New Roman" w:cs="Times New Roman"/>
-          <w:sz w:val="24"/>
-          <w:szCs w:val="24"/>
-        </w:rPr>
-      </w:pPr>
-    </w:p>
-    <w:p>
-      <w:pPr>
-        <w:pStyle w:val="PlainText"/>
-        <w:rPr>
-          <w:rFonts w:ascii="Times New Roman" w:hAnsi="Times New Roman" w:cs="Times New Roman"/>
-          <w:sz w:val="24"/>
-          <w:szCs w:val="24"/>
-        </w:rPr>
-      </w:pPr>
-      <w:r>
-        <w:rPr>
-          <w:rFonts w:ascii="Times New Roman" w:hAnsi="Times New Roman" w:cs="Times New Roman"/>
-          <w:sz w:val="24"/>
-          <w:szCs w:val="24"/>
-        </w:rPr>
-        <w:t>| Teknologi | Pemakaian |</w:t>
-      </w:r>
-    </w:p>
-    <w:p>
-      <w:pPr>
-        <w:pStyle w:val="PlainText"/>
-        <w:rPr>
-          <w:rFonts w:ascii="Times New Roman" w:hAnsi="Times New Roman" w:cs="Times New Roman"/>
-          <w:sz w:val="24"/>
-          <w:szCs w:val="24"/>
-        </w:rPr>
-      </w:pPr>
-      <w:r>
-        <w:rPr>
-          <w:rFonts w:ascii="Times New Roman" w:hAnsi="Times New Roman" w:cs="Times New Roman"/>
-          <w:sz w:val="24"/>
-          <w:szCs w:val="24"/>
-        </w:rPr>
-        <w:t>|---|---|</w:t>
-      </w:r>
-    </w:p>
-    <w:p>
-      <w:pPr>
-        <w:pStyle w:val="PlainText"/>
-        <w:rPr>
-          <w:rFonts w:ascii="Times New Roman" w:hAnsi="Times New Roman" w:cs="Times New Roman"/>
-          <w:sz w:val="24"/>
-          <w:szCs w:val="24"/>
-        </w:rPr>
-      </w:pPr>
-      <w:r>
-        <w:rPr>
-          <w:rFonts w:ascii="Times New Roman" w:hAnsi="Times New Roman" w:cs="Times New Roman"/>
-          <w:sz w:val="24"/>
-          <w:szCs w:val="24"/>
-        </w:rPr>
-        <w:t xml:space="preserve">| </w:t>
-      </w:r>
-      <w:r>
-        <w:rPr>
-          <w:rFonts w:ascii="Times New Roman" w:hAnsi="Times New Roman" w:cs="Times New Roman"/>
-          <w:sz w:val="24"/>
-          <w:szCs w:val="24"/>
-        </w:rPr>
-        <w:t xml:space="preserve">React 19 </w:t>
-      </w:r>
-      <w:r>
-        <w:rPr>
-          <w:rFonts w:ascii="Times New Roman" w:hAnsi="Times New Roman" w:cs="Times New Roman"/>
-          <w:sz w:val="24"/>
-          <w:szCs w:val="24"/>
-        </w:rPr>
-        <w:t>| Komponen dan antarmuka aplikasi |</w:t>
-      </w:r>
-    </w:p>
-    <w:p>
-      <w:pPr>
-        <w:pStyle w:val="PlainText"/>
-        <w:rPr>
-          <w:rFonts w:ascii="Times New Roman" w:hAnsi="Times New Roman" w:cs="Times New Roman"/>
-          <w:sz w:val="24"/>
-          <w:szCs w:val="24"/>
-        </w:rPr>
-      </w:pPr>
-      <w:r>
-        <w:rPr>
-          <w:rFonts w:ascii="Times New Roman" w:hAnsi="Times New Roman" w:cs="Times New Roman"/>
-          <w:sz w:val="24"/>
-          <w:szCs w:val="24"/>
-        </w:rPr>
-        <w:t>| Vite | Development server dan proses build frontend |</w:t>
-      </w:r>
-    </w:p>
-    <w:p>
-      <w:pPr>
-        <w:pStyle w:val="PlainText"/>
-        <w:rPr>
-          <w:rFonts w:ascii="Times New Roman" w:hAnsi="Times New Roman" w:cs="Times New Roman"/>
-          <w:sz w:val="24"/>
-          <w:szCs w:val="24"/>
-        </w:rPr>
-      </w:pPr>
-      <w:r>
-        <w:rPr>
-          <w:rFonts w:ascii="Times New Roman" w:hAnsi="Times New Roman" w:cs="Times New Roman"/>
-          <w:sz w:val="24"/>
-          <w:szCs w:val="24"/>
-        </w:rPr>
-        <w:t>| Tailwind CSS 4 | Styling dan tata letak responsif |</w:t>
-      </w:r>
-    </w:p>
-    <w:p>
-      <w:pPr>
-        <w:pStyle w:val="PlainText"/>
-        <w:rPr>
-          <w:rFonts w:ascii="Times New Roman" w:hAnsi="Times New Roman" w:cs="Times New Roman"/>
-          <w:sz w:val="24"/>
-          <w:szCs w:val="24"/>
-        </w:rPr>
-      </w:pPr>
-      <w:r>
-        <w:rPr>
-          <w:rFonts w:ascii="Times New Roman" w:hAnsi="Times New Roman" w:cs="Times New Roman"/>
-          <w:sz w:val="24"/>
-          <w:szCs w:val="24"/>
-        </w:rPr>
-        <w:t xml:space="preserve">| </w:t>
-      </w:r>
-      <w:r>
-        <w:rPr>
-          <w:rFonts w:ascii="Times New Roman" w:hAnsi="Times New Roman" w:cs="Times New Roman"/>
-          <w:sz w:val="24"/>
-          <w:szCs w:val="24"/>
-        </w:rPr>
-        <w:t xml:space="preserve">React Router DOM 7 </w:t>
-      </w:r>
-      <w:r>
-        <w:rPr>
-          <w:rFonts w:ascii="Times New Roman" w:hAnsi="Times New Roman" w:cs="Times New Roman"/>
-          <w:sz w:val="24"/>
-          <w:szCs w:val="24"/>
-        </w:rPr>
-        <w:t>| Routing halaman SPA |</w:t>
-      </w:r>
-    </w:p>
-    <w:p>
-      <w:pPr>
-        <w:pStyle w:val="PlainText"/>
-        <w:rPr>
-          <w:rFonts w:ascii="Times New Roman" w:hAnsi="Times New Roman" w:cs="Times New Roman"/>
-          <w:sz w:val="24"/>
-          <w:szCs w:val="24"/>
-        </w:rPr>
-      </w:pPr>
-      <w:r>
-        <w:rPr>
-          <w:rFonts w:ascii="Times New Roman" w:hAnsi="Times New Roman" w:cs="Times New Roman"/>
-          <w:sz w:val="24"/>
-          <w:szCs w:val="24"/>
-        </w:rPr>
-        <w:t xml:space="preserve">| </w:t>
-      </w:r>
-      <w:r>
-        <w:rPr>
-          <w:rFonts w:ascii="Times New Roman" w:hAnsi="Times New Roman" w:cs="Times New Roman"/>
-          <w:sz w:val="24"/>
-          <w:szCs w:val="24"/>
-        </w:rPr>
-        <w:t xml:space="preserve">React Context </w:t>
-      </w:r>
-      <w:r>
-        <w:rPr>
-          <w:rFonts w:ascii="Times New Roman" w:hAnsi="Times New Roman" w:cs="Times New Roman"/>
-          <w:sz w:val="24"/>
-          <w:szCs w:val="24"/>
-        </w:rPr>
-        <w:t>| State daftar tersimpan, autentikasi, dan produk |</w:t>
-      </w:r>
-    </w:p>
-    <w:p>
-      <w:pPr>
-        <w:pStyle w:val="PlainText"/>
-        <w:rPr>
-          <w:rFonts w:ascii="Times New Roman" w:hAnsi="Times New Roman" w:cs="Times New Roman"/>
-          <w:sz w:val="24"/>
-          <w:szCs w:val="24"/>
-        </w:rPr>
-      </w:pPr>
-      <w:r>
-        <w:rPr>
-          <w:rFonts w:ascii="Times New Roman" w:hAnsi="Times New Roman" w:cs="Times New Roman"/>
-          <w:sz w:val="24"/>
-          <w:szCs w:val="24"/>
-        </w:rPr>
-        <w:t>| Axios | Komunikasi HTTP dengan backend API |</w:t>
-      </w:r>
-    </w:p>
-    <w:p>
-      <w:pPr>
-        <w:pStyle w:val="PlainText"/>
-        <w:rPr>
-          <w:rFonts w:ascii="Times New Roman" w:hAnsi="Times New Roman" w:cs="Times New Roman"/>
-          <w:sz w:val="24"/>
-          <w:szCs w:val="24"/>
-        </w:rPr>
-      </w:pPr>
-      <w:r>
-        <w:rPr>
-          <w:rFonts w:ascii="Times New Roman" w:hAnsi="Times New Roman" w:cs="Times New Roman"/>
-          <w:sz w:val="24"/>
-          <w:szCs w:val="24"/>
-        </w:rPr>
-        <w:t>| TanStack React Query | Pengambilan dan invalidasi cache data produk pada modul API |</w:t>
-      </w:r>
-    </w:p>
-    <w:p>
-      <w:pPr>
-        <w:pStyle w:val="PlainText"/>
-        <w:rPr>
-          <w:rFonts w:ascii="Times New Roman" w:hAnsi="Times New Roman" w:cs="Times New Roman"/>
-          <w:sz w:val="24"/>
-          <w:szCs w:val="24"/>
-        </w:rPr>
-      </w:pPr>
-      <w:r>
-        <w:rPr>
-          <w:rFonts w:ascii="Times New Roman" w:hAnsi="Times New Roman" w:cs="Times New Roman"/>
-          <w:sz w:val="24"/>
-          <w:szCs w:val="24"/>
-        </w:rPr>
-        <w:t>| `localStorage` | Persistensi daftar layanan tersimpan pada browser |</w:t>
-      </w:r>
-    </w:p>
-    <w:p>
-      <w:pPr>
-        <w:pStyle w:val="PlainText"/>
+        <w:ind w:left="0"/>
         <w:rPr>
           <w:rFonts w:ascii="Times New Roman" w:hAnsi="Times New Roman" w:cs="Times New Roman"/>
           <w:sz w:val="24"/>
@@ -2258,91 +2042,111 @@
     <w:p>
       <w:pPr>
         <w:pStyle w:val="PlainText"/>
-        <w:rPr>
-          <w:rFonts w:ascii="Times New Roman" w:hAnsi="Times New Roman" w:cs="Times New Roman"/>
-          <w:sz w:val="24"/>
-          <w:szCs w:val="24"/>
-        </w:rPr>
-      </w:pPr>
-      <w:r>
-        <w:rPr>
-          <w:rFonts w:ascii="Times New Roman" w:hAnsi="Times New Roman" w:cs="Times New Roman"/>
-          <w:sz w:val="24"/>
-          <w:szCs w:val="24"/>
-        </w:rPr>
-        <w:t>- **Beranda:** menampilkan pengantar, katalog perawatan, kolom pencarian nama, dan filter kategori.</w:t>
-      </w:r>
-    </w:p>
-    <w:p>
-      <w:pPr>
-        <w:pStyle w:val="PlainText"/>
-        <w:rPr>
-          <w:rFonts w:ascii="Times New Roman" w:hAnsi="Times New Roman" w:cs="Times New Roman"/>
-          <w:sz w:val="24"/>
-          <w:szCs w:val="24"/>
-        </w:rPr>
-      </w:pPr>
-      <w:r>
-        <w:rPr>
-          <w:rFonts w:ascii="Times New Roman" w:hAnsi="Times New Roman" w:cs="Times New Roman"/>
-          <w:sz w:val="24"/>
-          <w:szCs w:val="24"/>
-        </w:rPr>
-        <w:t>- **Detail perawatan:** menampilkan kategori, durasi, deskripsi, fasilitas yang termasuk, dan harga.</w:t>
-      </w:r>
-    </w:p>
-    <w:p>
-      <w:pPr>
-        <w:pStyle w:val="PlainText"/>
-        <w:rPr>
-          <w:rFonts w:ascii="Times New Roman" w:hAnsi="Times New Roman" w:cs="Times New Roman"/>
-          <w:sz w:val="24"/>
-          <w:szCs w:val="24"/>
-        </w:rPr>
-      </w:pPr>
-      <w:r>
-        <w:rPr>
-          <w:rFonts w:ascii="Times New Roman" w:hAnsi="Times New Roman" w:cs="Times New Roman"/>
-          <w:sz w:val="24"/>
-          <w:szCs w:val="24"/>
-        </w:rPr>
-        <w:t>- **Saved:** menampilkan layanan yang dipilih serta menyediakan aksi menghapus pilihan.</w:t>
-      </w:r>
-    </w:p>
-    <w:p>
-      <w:pPr>
-        <w:pStyle w:val="PlainText"/>
-        <w:rPr>
-          <w:rFonts w:ascii="Times New Roman" w:hAnsi="Times New Roman" w:cs="Times New Roman"/>
-          <w:sz w:val="24"/>
-          <w:szCs w:val="24"/>
-        </w:rPr>
-      </w:pPr>
-      <w:r>
-        <w:rPr>
-          <w:rFonts w:ascii="Times New Roman" w:hAnsi="Times New Roman" w:cs="Times New Roman"/>
-          <w:sz w:val="24"/>
-          <w:szCs w:val="24"/>
-        </w:rPr>
-        <w:t>- **Jadwal:** menyediakan formulir nama, nomor telepon, tanggal, dan jam kedatangan, disertai ringkasan layanan dan perkiraan total.</w:t>
-      </w:r>
-    </w:p>
-    <w:p>
-      <w:pPr>
-        <w:pStyle w:val="PlainText"/>
-        <w:rPr>
-          <w:rFonts w:ascii="Times New Roman" w:hAnsi="Times New Roman" w:cs="Times New Roman"/>
-          <w:sz w:val="24"/>
-          <w:szCs w:val="24"/>
-        </w:rPr>
-      </w:pPr>
-      <w:r>
-        <w:rPr>
-          <w:rFonts w:ascii="Times New Roman" w:hAnsi="Times New Roman" w:cs="Times New Roman"/>
-          <w:sz w:val="24"/>
-          <w:szCs w:val="24"/>
-        </w:rPr>
-        <w:t>- **Login:** menyediakan input email dan kata sandi, tombol tampil/sembunyikan kata sandi, serta penanganan status proses dan pesan error dari alur autentikasi.</w:t>
+        <w:numPr>
+          <w:ilvl w:val="0"/>
+          <w:numId w:val="5"/>
+        </w:numPr>
+        <w:rPr>
+          <w:rFonts w:ascii="Times New Roman" w:hAnsi="Times New Roman" w:cs="Times New Roman"/>
+          <w:sz w:val="24"/>
+          <w:szCs w:val="24"/>
+        </w:rPr>
+      </w:pPr>
+      <w:r>
+        <w:rPr>
+          <w:rFonts w:ascii="Times New Roman" w:hAnsi="Times New Roman" w:cs="Times New Roman"/>
+          <w:sz w:val="24"/>
+          <w:szCs w:val="24"/>
+        </w:rPr>
+        <w:t>Beranda: menampilkan pengantar, katalog perawatan, kolom pencarian nama, dan filter kategori.</w:t>
+      </w:r>
+    </w:p>
+    <w:p>
+      <w:pPr>
+        <w:pStyle w:val="PlainText"/>
+        <w:numPr>
+          <w:ilvl w:val="0"/>
+          <w:numId w:val="5"/>
+        </w:numPr>
+        <w:rPr>
+          <w:rFonts w:ascii="Times New Roman" w:hAnsi="Times New Roman" w:cs="Times New Roman"/>
+          <w:sz w:val="24"/>
+          <w:szCs w:val="24"/>
+        </w:rPr>
+      </w:pPr>
+      <w:r>
+        <w:rPr>
+          <w:rFonts w:ascii="Times New Roman" w:hAnsi="Times New Roman" w:cs="Times New Roman"/>
+          <w:sz w:val="24"/>
+          <w:szCs w:val="24"/>
+        </w:rPr>
+        <w:t>Detail perawatan: menampilkan kategori, durasi, deskripsi, fasilitas yang termasuk, dan harga.</w:t>
+      </w:r>
+    </w:p>
+    <w:p>
+      <w:pPr>
+        <w:pStyle w:val="PlainText"/>
+        <w:numPr>
+          <w:ilvl w:val="0"/>
+          <w:numId w:val="5"/>
+        </w:numPr>
+        <w:rPr>
+          <w:rFonts w:ascii="Times New Roman" w:hAnsi="Times New Roman" w:cs="Times New Roman"/>
+          <w:sz w:val="24"/>
+          <w:szCs w:val="24"/>
+        </w:rPr>
+      </w:pPr>
+      <w:r>
+        <w:rPr>
+          <w:rFonts w:ascii="Times New Roman" w:hAnsi="Times New Roman" w:cs="Times New Roman"/>
+          <w:sz w:val="24"/>
+          <w:szCs w:val="24"/>
+        </w:rPr>
+        <w:t>Saved: menampilkan layanan yang dipilih serta menyediakan aksi menghapus pilihan.</w:t>
+      </w:r>
+    </w:p>
+    <w:p>
+      <w:pPr>
+        <w:pStyle w:val="PlainText"/>
+        <w:numPr>
+          <w:ilvl w:val="0"/>
+          <w:numId w:val="5"/>
+        </w:numPr>
+        <w:rPr>
+          <w:rFonts w:ascii="Times New Roman" w:hAnsi="Times New Roman" w:cs="Times New Roman"/>
+          <w:sz w:val="24"/>
+          <w:szCs w:val="24"/>
+        </w:rPr>
+      </w:pPr>
+      <w:r>
+        <w:rPr>
+          <w:rFonts w:ascii="Times New Roman" w:hAnsi="Times New Roman" w:cs="Times New Roman"/>
+          <w:sz w:val="24"/>
+          <w:szCs w:val="24"/>
+        </w:rPr>
+        <w:t>Jadwal: menyediakan formulir nama, nomor telepon, tanggal, dan jam kedatangan, disertai ringkasan layanan dan perkiraan total.</w:t>
+      </w:r>
+    </w:p>
+    <w:p>
+      <w:pPr>
+        <w:pStyle w:val="PlainText"/>
+        <w:numPr>
+          <w:ilvl w:val="0"/>
+          <w:numId w:val="5"/>
+        </w:numPr>
+        <w:rPr>
+          <w:rFonts w:ascii="Times New Roman" w:hAnsi="Times New Roman" w:cs="Times New Roman"/>
+          <w:sz w:val="24"/>
+          <w:szCs w:val="24"/>
+        </w:rPr>
+      </w:pPr>
+      <w:r>
+        <w:rPr>
+          <w:rFonts w:ascii="Times New Roman" w:hAnsi="Times New Roman" w:cs="Times New Roman"/>
+          <w:sz w:val="24"/>
+          <w:szCs w:val="24"/>
+        </w:rPr>
+        <w:t>Login: menyediakan input email dan kata sandi, tombol tampil/sembunyikan kata sandi, serta penanganan status proses dan pesan error dari alur autentikasi.</w:t>
       </w:r>
     </w:p>
     <w:p>
@@ -2442,6 +2246,10 @@
     <w:p>
       <w:pPr>
         <w:pStyle w:val="PlainText"/>
+        <w:numPr>
+          <w:ilvl w:val="0"/>
+          <w:numId w:val="6"/>
+        </w:numPr>
         <w:rPr>
           <w:rFonts w:ascii="Times New Roman" w:hAnsi="Times New Roman" w:cs="Times New Roman"/>
           <w:sz w:val="24"/>
@@ -2470,34 +2278,48 @@
     <w:p>
       <w:pPr>
         <w:pStyle w:val="PlainText"/>
-        <w:rPr>
-          <w:rFonts w:ascii="Times New Roman" w:hAnsi="Times New Roman" w:cs="Times New Roman"/>
-          <w:sz w:val="24"/>
-          <w:szCs w:val="24"/>
-        </w:rPr>
-      </w:pPr>
-      <w:r>
-        <w:rPr>
-          <w:rFonts w:ascii="Times New Roman" w:hAnsi="Times New Roman" w:cs="Times New Roman"/>
-          <w:sz w:val="24"/>
-          <w:szCs w:val="24"/>
-        </w:rPr>
-        <w:t>`CartProvider` membagikan daftar layanan tersimpan dan fungsi untuk menambah, mengubah jumlah, menghapus, serta mengosongkan daftar. Data dibaca dari dan ditulis ke `localStorage` menggunakan kunci `aroma-spa-booking`. Dengan demikian, pilihan dapat bertahan setelah browser memuat ulang aplikasi.</w:t>
-      </w:r>
-    </w:p>
-    <w:p>
-      <w:pPr>
-        <w:pStyle w:val="PlainText"/>
-        <w:rPr>
-          <w:rFonts w:ascii="Times New Roman" w:hAnsi="Times New Roman" w:cs="Times New Roman"/>
-          <w:sz w:val="24"/>
-          <w:szCs w:val="24"/>
-        </w:rPr>
-      </w:pPr>
-    </w:p>
-    <w:p>
-      <w:pPr>
-        <w:pStyle w:val="PlainText"/>
+        <w:ind w:left="927" w:firstLine="720"/>
+        <w:rPr>
+          <w:rFonts w:ascii="Times New Roman" w:hAnsi="Times New Roman" w:cs="Times New Roman"/>
+          <w:sz w:val="24"/>
+          <w:szCs w:val="24"/>
+        </w:rPr>
+      </w:pPr>
+      <w:r>
+        <w:rPr>
+          <w:rFonts w:ascii="Times New Roman" w:hAnsi="Times New Roman" w:cs="Times New Roman"/>
+          <w:sz w:val="24"/>
+          <w:szCs w:val="24"/>
+        </w:rPr>
+        <w:t xml:space="preserve">`CartProvider` membagikan daftar layanan tersimpan dan fungsi untuk menambah, mengubah jumlah, menghapus, serta mengosongkan daftar. Data dibaca </w:t>
+      </w:r>
+      <w:r>
+        <w:rPr>
+          <w:rFonts w:ascii="Times New Roman" w:hAnsi="Times New Roman" w:cs="Times New Roman"/>
+          <w:sz w:val="24"/>
+          <w:szCs w:val="24"/>
+        </w:rPr>
+        <w:lastRenderedPageBreak/>
+        <w:t>dari dan ditulis ke `localStorage` menggunakan kunci `aroma-spa-booking`. Dengan demikian, pilihan dapat bertahan setelah browser memuat ulang aplikasi.</w:t>
+      </w:r>
+    </w:p>
+    <w:p>
+      <w:pPr>
+        <w:pStyle w:val="PlainText"/>
+        <w:rPr>
+          <w:rFonts w:ascii="Times New Roman" w:hAnsi="Times New Roman" w:cs="Times New Roman"/>
+          <w:sz w:val="24"/>
+          <w:szCs w:val="24"/>
+        </w:rPr>
+      </w:pPr>
+    </w:p>
+    <w:p>
+      <w:pPr>
+        <w:pStyle w:val="PlainText"/>
+        <w:numPr>
+          <w:ilvl w:val="0"/>
+          <w:numId w:val="6"/>
+        </w:numPr>
         <w:rPr>
           <w:rFonts w:ascii="Times New Roman" w:hAnsi="Times New Roman" w:cs="Times New Roman"/>
           <w:sz w:val="24"/>
@@ -2526,6 +2348,7 @@
     <w:p>
       <w:pPr>
         <w:pStyle w:val="PlainText"/>
+        <w:ind w:left="1287" w:firstLine="720"/>
         <w:rPr>
           <w:rFonts w:ascii="Times New Roman" w:hAnsi="Times New Roman" w:cs="Times New Roman"/>
           <w:sz w:val="24"/>
@@ -2554,6 +2377,10 @@
     <w:p>
       <w:pPr>
         <w:pStyle w:val="PlainText"/>
+        <w:numPr>
+          <w:ilvl w:val="0"/>
+          <w:numId w:val="6"/>
+        </w:numPr>
         <w:rPr>
           <w:rFonts w:ascii="Times New Roman" w:hAnsi="Times New Roman" w:cs="Times New Roman"/>
           <w:sz w:val="24"/>
@@ -2582,6 +2409,7 @@
     <w:p>
       <w:pPr>
         <w:pStyle w:val="PlainText"/>
+        <w:ind w:left="927" w:firstLine="720"/>
         <w:rPr>
           <w:rFonts w:ascii="Times New Roman" w:hAnsi="Times New Roman" w:cs="Times New Roman"/>
           <w:sz w:val="24"/>
@@ -2610,6 +2438,7 @@
     <w:p>
       <w:pPr>
         <w:pStyle w:val="PlainText"/>
+        <w:ind w:left="927"/>
         <w:rPr>
           <w:rFonts w:ascii="Times New Roman" w:hAnsi="Times New Roman" w:cs="Times New Roman"/>
           <w:sz w:val="24"/>
@@ -2638,6 +2467,10 @@
     <w:p>
       <w:pPr>
         <w:pStyle w:val="PlainText"/>
+        <w:numPr>
+          <w:ilvl w:val="0"/>
+          <w:numId w:val="6"/>
+        </w:numPr>
         <w:rPr>
           <w:rFonts w:ascii="Times New Roman" w:hAnsi="Times New Roman" w:cs="Times New Roman"/>
           <w:sz w:val="24"/>
@@ -2666,6 +2499,7 @@
     <w:p>
       <w:pPr>
         <w:pStyle w:val="PlainText"/>
+        <w:ind w:left="927" w:firstLine="720"/>
         <w:rPr>
           <w:rFonts w:ascii="Times New Roman" w:hAnsi="Times New Roman" w:cs="Times New Roman"/>
           <w:sz w:val="24"/>
@@ -2722,6 +2556,10 @@
     <w:p>
       <w:pPr>
         <w:pStyle w:val="PlainText"/>
+        <w:numPr>
+          <w:ilvl w:val="0"/>
+          <w:numId w:val="6"/>
+        </w:numPr>
         <w:rPr>
           <w:rFonts w:ascii="Times New Roman" w:hAnsi="Times New Roman" w:cs="Times New Roman"/>
           <w:sz w:val="24"/>
@@ -2750,96 +2588,178 @@
     <w:p>
       <w:pPr>
         <w:pStyle w:val="PlainText"/>
-        <w:rPr>
-          <w:rFonts w:ascii="Times New Roman" w:hAnsi="Times New Roman" w:cs="Times New Roman"/>
-          <w:sz w:val="24"/>
-          <w:szCs w:val="24"/>
-        </w:rPr>
-      </w:pPr>
-      <w:r>
-        <w:rPr>
-          <w:rFonts w:ascii="Times New Roman" w:hAnsi="Times New Roman" w:cs="Times New Roman"/>
-          <w:sz w:val="24"/>
-          <w:szCs w:val="24"/>
-        </w:rPr>
-        <w:t>1. Pengguna membuka beranda dan melihat katalog perawatan.</w:t>
-      </w:r>
-    </w:p>
-    <w:p>
-      <w:pPr>
-        <w:pStyle w:val="PlainText"/>
-        <w:rPr>
-          <w:rFonts w:ascii="Times New Roman" w:hAnsi="Times New Roman" w:cs="Times New Roman"/>
-          <w:sz w:val="24"/>
-          <w:szCs w:val="24"/>
-        </w:rPr>
-      </w:pPr>
-      <w:r>
-        <w:rPr>
-          <w:rFonts w:ascii="Times New Roman" w:hAnsi="Times New Roman" w:cs="Times New Roman"/>
-          <w:sz w:val="24"/>
-          <w:szCs w:val="24"/>
-        </w:rPr>
-        <w:t>2. Pengguna mencari layanan atau memilih kategori.</w:t>
-      </w:r>
-    </w:p>
-    <w:p>
-      <w:pPr>
-        <w:pStyle w:val="PlainText"/>
-        <w:rPr>
-          <w:rFonts w:ascii="Times New Roman" w:hAnsi="Times New Roman" w:cs="Times New Roman"/>
-          <w:sz w:val="24"/>
-          <w:szCs w:val="24"/>
-        </w:rPr>
-      </w:pPr>
-      <w:r>
-        <w:rPr>
-          <w:rFonts w:ascii="Times New Roman" w:hAnsi="Times New Roman" w:cs="Times New Roman"/>
-          <w:sz w:val="24"/>
-          <w:szCs w:val="24"/>
-        </w:rPr>
-        <w:t>3. Pengguna membuka detail layanan untuk melihat deskripsi, durasi, fasilitas, dan harga.</w:t>
-      </w:r>
-    </w:p>
-    <w:p>
-      <w:pPr>
-        <w:pStyle w:val="PlainText"/>
-        <w:rPr>
-          <w:rFonts w:ascii="Times New Roman" w:hAnsi="Times New Roman" w:cs="Times New Roman"/>
-          <w:sz w:val="24"/>
-          <w:szCs w:val="24"/>
-        </w:rPr>
-      </w:pPr>
-      <w:r>
-        <w:rPr>
-          <w:rFonts w:ascii="Times New Roman" w:hAnsi="Times New Roman" w:cs="Times New Roman"/>
-          <w:sz w:val="24"/>
-          <w:szCs w:val="24"/>
-        </w:rPr>
-        <w:t>4. Pengguna menyimpan satu atau beberapa layanan ke halaman **Saved**.</w:t>
-      </w:r>
-    </w:p>
-    <w:p>
-      <w:pPr>
-        <w:pStyle w:val="PlainText"/>
-        <w:rPr>
-          <w:rFonts w:ascii="Times New Roman" w:hAnsi="Times New Roman" w:cs="Times New Roman"/>
-          <w:sz w:val="24"/>
-          <w:szCs w:val="24"/>
-        </w:rPr>
-      </w:pPr>
-      <w:r>
-        <w:rPr>
-          <w:rFonts w:ascii="Times New Roman" w:hAnsi="Times New Roman" w:cs="Times New Roman"/>
-          <w:sz w:val="24"/>
-          <w:szCs w:val="24"/>
-        </w:rPr>
-        <w:t>5. Pengguna meninjau dan, bila perlu, menghapus layanan tersimpan.</w:t>
-      </w:r>
-    </w:p>
-    <w:p>
-      <w:pPr>
-        <w:pStyle w:val="PlainText"/>
+        <w:numPr>
+          <w:ilvl w:val="0"/>
+          <w:numId w:val="7"/>
+        </w:numPr>
+        <w:rPr>
+          <w:rFonts w:ascii="Times New Roman" w:hAnsi="Times New Roman" w:cs="Times New Roman"/>
+          <w:sz w:val="24"/>
+          <w:szCs w:val="24"/>
+        </w:rPr>
+      </w:pPr>
+      <w:r>
+        <w:rPr>
+          <w:rFonts w:ascii="Times New Roman" w:hAnsi="Times New Roman" w:cs="Times New Roman"/>
+          <w:sz w:val="24"/>
+          <w:szCs w:val="24"/>
+        </w:rPr>
+        <w:t>Pengguna membuka beranda dan melihat katalog perawatan.</w:t>
+      </w:r>
+    </w:p>
+    <w:p>
+      <w:pPr>
+        <w:pStyle w:val="PlainText"/>
+        <w:numPr>
+          <w:ilvl w:val="0"/>
+          <w:numId w:val="7"/>
+        </w:numPr>
+        <w:rPr>
+          <w:rFonts w:ascii="Times New Roman" w:hAnsi="Times New Roman" w:cs="Times New Roman"/>
+          <w:sz w:val="24"/>
+          <w:szCs w:val="24"/>
+        </w:rPr>
+      </w:pPr>
+      <w:r>
+        <w:rPr>
+          <w:rFonts w:ascii="Times New Roman" w:hAnsi="Times New Roman" w:cs="Times New Roman"/>
+          <w:sz w:val="24"/>
+          <w:szCs w:val="24"/>
+        </w:rPr>
+        <w:t>Pengguna mencari layanan atau memilih kategori.</w:t>
+      </w:r>
+    </w:p>
+    <w:p>
+      <w:pPr>
+        <w:pStyle w:val="PlainText"/>
+        <w:numPr>
+          <w:ilvl w:val="0"/>
+          <w:numId w:val="7"/>
+        </w:numPr>
+        <w:rPr>
+          <w:rFonts w:ascii="Times New Roman" w:hAnsi="Times New Roman" w:cs="Times New Roman"/>
+          <w:sz w:val="24"/>
+          <w:szCs w:val="24"/>
+        </w:rPr>
+      </w:pPr>
+      <w:r>
+        <w:rPr>
+          <w:rFonts w:ascii="Times New Roman" w:hAnsi="Times New Roman" w:cs="Times New Roman"/>
+          <w:sz w:val="24"/>
+          <w:szCs w:val="24"/>
+        </w:rPr>
+        <w:t>Pengguna membuka detail layanan untuk melihat deskripsi, durasi, fasilitas, dan harga.</w:t>
+      </w:r>
+    </w:p>
+    <w:p>
+      <w:pPr>
+        <w:pStyle w:val="PlainText"/>
+        <w:numPr>
+          <w:ilvl w:val="0"/>
+          <w:numId w:val="7"/>
+        </w:numPr>
+        <w:rPr>
+          <w:rFonts w:ascii="Times New Roman" w:hAnsi="Times New Roman" w:cs="Times New Roman"/>
+          <w:sz w:val="24"/>
+          <w:szCs w:val="24"/>
+        </w:rPr>
+      </w:pPr>
+      <w:r>
+        <w:rPr>
+          <w:rFonts w:ascii="Times New Roman" w:hAnsi="Times New Roman" w:cs="Times New Roman"/>
+          <w:sz w:val="24"/>
+          <w:szCs w:val="24"/>
+        </w:rPr>
+        <w:t xml:space="preserve">Pengguna menyimpan satu atau beberapa layanan ke halaman </w:t>
+      </w:r>
+      <w:r>
+        <w:rPr>
+          <w:rFonts w:ascii="Times New Roman" w:hAnsi="Times New Roman" w:cs="Times New Roman"/>
+          <w:b/>
+          <w:bCs/>
+          <w:sz w:val="24"/>
+          <w:szCs w:val="24"/>
+        </w:rPr>
+        <w:t>Saved</w:t>
+      </w:r>
+      <w:r>
+        <w:rPr>
+          <w:rFonts w:ascii="Times New Roman" w:hAnsi="Times New Roman" w:cs="Times New Roman"/>
+          <w:sz w:val="24"/>
+          <w:szCs w:val="24"/>
+        </w:rPr>
+        <w:t>.</w:t>
+      </w:r>
+    </w:p>
+    <w:p>
+      <w:pPr>
+        <w:pStyle w:val="PlainText"/>
+        <w:numPr>
+          <w:ilvl w:val="0"/>
+          <w:numId w:val="7"/>
+        </w:numPr>
+        <w:rPr>
+          <w:rFonts w:ascii="Times New Roman" w:hAnsi="Times New Roman" w:cs="Times New Roman"/>
+          <w:sz w:val="24"/>
+          <w:szCs w:val="24"/>
+        </w:rPr>
+      </w:pPr>
+      <w:r>
+        <w:rPr>
+          <w:rFonts w:ascii="Times New Roman" w:hAnsi="Times New Roman" w:cs="Times New Roman"/>
+          <w:sz w:val="24"/>
+          <w:szCs w:val="24"/>
+        </w:rPr>
+        <w:t>Pengguna meninjau dan, bila perlu, menghapus layanan tersimpan.</w:t>
+      </w:r>
+    </w:p>
+    <w:p>
+      <w:pPr>
+        <w:pStyle w:val="PlainText"/>
+        <w:numPr>
+          <w:ilvl w:val="0"/>
+          <w:numId w:val="7"/>
+        </w:numPr>
+        <w:rPr>
+          <w:rFonts w:ascii="Times New Roman" w:hAnsi="Times New Roman" w:cs="Times New Roman"/>
+          <w:sz w:val="24"/>
+          <w:szCs w:val="24"/>
+        </w:rPr>
+      </w:pPr>
+      <w:r>
+        <w:rPr>
+          <w:rFonts w:ascii="Times New Roman" w:hAnsi="Times New Roman" w:cs="Times New Roman"/>
+          <w:sz w:val="24"/>
+          <w:szCs w:val="24"/>
+        </w:rPr>
+        <w:t xml:space="preserve">Pengguna memilih </w:t>
+      </w:r>
+      <w:r>
+        <w:rPr>
+          <w:rFonts w:ascii="Times New Roman" w:hAnsi="Times New Roman" w:cs="Times New Roman"/>
+          <w:b/>
+          <w:bCs/>
+          <w:sz w:val="24"/>
+          <w:szCs w:val="24"/>
+        </w:rPr>
+        <w:t>Jadwal</w:t>
+      </w:r>
+      <w:r>
+        <w:rPr>
+          <w:rFonts w:ascii="Times New Roman" w:hAnsi="Times New Roman" w:cs="Times New Roman"/>
+          <w:sz w:val="24"/>
+          <w:szCs w:val="24"/>
+        </w:rPr>
+        <w:t>, mengisi data kontak dan waktu kedatangan, lalu mengirim permintaan.</w:t>
+      </w:r>
+    </w:p>
+    <w:p>
+      <w:pPr>
+        <w:pStyle w:val="PlainText"/>
+        <w:numPr>
+          <w:ilvl w:val="0"/>
+          <w:numId w:val="7"/>
+        </w:numPr>
         <w:rPr>
           <w:rFonts w:ascii="Times New Roman" w:hAnsi="Times New Roman" w:cs="Times New Roman"/>
           <w:sz w:val="24"/>
@@ -2853,40 +2773,26 @@
           <w:szCs w:val="24"/>
         </w:rPr>
         <w:lastRenderedPageBreak/>
-        <w:t>6. Pengguna memilih **Jadwal**, mengisi data kontak dan waktu kedatangan, lalu mengirim permintaan.</w:t>
-      </w:r>
-    </w:p>
-    <w:p>
-      <w:pPr>
-        <w:pStyle w:val="PlainText"/>
-        <w:rPr>
-          <w:rFonts w:ascii="Times New Roman" w:hAnsi="Times New Roman" w:cs="Times New Roman"/>
-          <w:sz w:val="24"/>
-          <w:szCs w:val="24"/>
-        </w:rPr>
-      </w:pPr>
-      <w:r>
-        <w:rPr>
-          <w:rFonts w:ascii="Times New Roman" w:hAnsi="Times New Roman" w:cs="Times New Roman"/>
-          <w:sz w:val="24"/>
-          <w:szCs w:val="24"/>
-        </w:rPr>
-        <w:t>7. Aplikasi menampilkan konfirmasi frontend dan mengosongkan daftar layanan tersimpan.</w:t>
-      </w:r>
-    </w:p>
-    <w:p>
-      <w:pPr>
-        <w:pStyle w:val="PlainText"/>
-        <w:rPr>
-          <w:rFonts w:ascii="Times New Roman" w:hAnsi="Times New Roman" w:cs="Times New Roman"/>
-          <w:sz w:val="24"/>
-          <w:szCs w:val="24"/>
-        </w:rPr>
-      </w:pPr>
-    </w:p>
-    <w:p>
-      <w:pPr>
-        <w:pStyle w:val="PlainText"/>
+        <w:t>Aplikasi menampilkan konfirmasi frontend dan mengosongkan daftar layanan tersimpan.</w:t>
+      </w:r>
+    </w:p>
+    <w:p>
+      <w:pPr>
+        <w:pStyle w:val="PlainText"/>
+        <w:rPr>
+          <w:rFonts w:ascii="Times New Roman" w:hAnsi="Times New Roman" w:cs="Times New Roman"/>
+          <w:sz w:val="24"/>
+          <w:szCs w:val="24"/>
+        </w:rPr>
+      </w:pPr>
+    </w:p>
+    <w:p>
+      <w:pPr>
+        <w:pStyle w:val="PlainText"/>
+        <w:numPr>
+          <w:ilvl w:val="0"/>
+          <w:numId w:val="6"/>
+        </w:numPr>
         <w:rPr>
           <w:rFonts w:ascii="Times New Roman" w:hAnsi="Times New Roman" w:cs="Times New Roman"/>
           <w:sz w:val="24"/>
@@ -2915,6 +2821,7 @@
     <w:p>
       <w:pPr>
         <w:pStyle w:val="PlainText"/>
+        <w:ind w:left="927"/>
         <w:rPr>
           <w:rFonts w:ascii="Times New Roman" w:hAnsi="Times New Roman" w:cs="Times New Roman"/>
           <w:sz w:val="24"/>
@@ -3139,114 +3046,164 @@
     <w:p>
       <w:pPr>
         <w:pStyle w:val="PlainText"/>
-        <w:rPr>
-          <w:rFonts w:ascii="Times New Roman" w:hAnsi="Times New Roman" w:cs="Times New Roman"/>
-          <w:sz w:val="24"/>
-          <w:szCs w:val="24"/>
-        </w:rPr>
-      </w:pPr>
-      <w:r>
-        <w:rPr>
-          <w:rFonts w:ascii="Times New Roman" w:hAnsi="Times New Roman" w:cs="Times New Roman"/>
-          <w:sz w:val="24"/>
-          <w:szCs w:val="24"/>
-        </w:rPr>
-        <w:t>- Menyusun halaman React dari komponen-komponen terpisah.</w:t>
-      </w:r>
-    </w:p>
-    <w:p>
-      <w:pPr>
-        <w:pStyle w:val="PlainText"/>
-        <w:rPr>
-          <w:rFonts w:ascii="Times New Roman" w:hAnsi="Times New Roman" w:cs="Times New Roman"/>
-          <w:sz w:val="24"/>
-          <w:szCs w:val="24"/>
-        </w:rPr>
-      </w:pPr>
-      <w:r>
-        <w:rPr>
-          <w:rFonts w:ascii="Times New Roman" w:hAnsi="Times New Roman" w:cs="Times New Roman"/>
-          <w:sz w:val="24"/>
-          <w:szCs w:val="24"/>
-        </w:rPr>
-        <w:t>- Mengelola input pencarian dan filter menggunakan state.</w:t>
-      </w:r>
-    </w:p>
-    <w:p>
-      <w:pPr>
-        <w:pStyle w:val="PlainText"/>
-        <w:rPr>
-          <w:rFonts w:ascii="Times New Roman" w:hAnsi="Times New Roman" w:cs="Times New Roman"/>
-          <w:sz w:val="24"/>
-          <w:szCs w:val="24"/>
-        </w:rPr>
-      </w:pPr>
-      <w:r>
-        <w:rPr>
-          <w:rFonts w:ascii="Times New Roman" w:hAnsi="Times New Roman" w:cs="Times New Roman"/>
-          <w:sz w:val="24"/>
-          <w:szCs w:val="24"/>
-        </w:rPr>
-        <w:t>- Mengatur navigasi SPA menggunakan route dan link.</w:t>
-      </w:r>
-    </w:p>
-    <w:p>
-      <w:pPr>
-        <w:pStyle w:val="PlainText"/>
-        <w:rPr>
-          <w:rFonts w:ascii="Times New Roman" w:hAnsi="Times New Roman" w:cs="Times New Roman"/>
-          <w:sz w:val="24"/>
-          <w:szCs w:val="24"/>
-        </w:rPr>
-      </w:pPr>
-      <w:r>
-        <w:rPr>
-          <w:rFonts w:ascii="Times New Roman" w:hAnsi="Times New Roman" w:cs="Times New Roman"/>
-          <w:sz w:val="24"/>
-          <w:szCs w:val="24"/>
-        </w:rPr>
-        <w:t>- Berbagi state aplikasi menggunakan React Context.</w:t>
-      </w:r>
-    </w:p>
-    <w:p>
-      <w:pPr>
-        <w:pStyle w:val="PlainText"/>
-        <w:rPr>
-          <w:rFonts w:ascii="Times New Roman" w:hAnsi="Times New Roman" w:cs="Times New Roman"/>
-          <w:sz w:val="24"/>
-          <w:szCs w:val="24"/>
-        </w:rPr>
-      </w:pPr>
-      <w:r>
-        <w:rPr>
-          <w:rFonts w:ascii="Times New Roman" w:hAnsi="Times New Roman" w:cs="Times New Roman"/>
-          <w:sz w:val="24"/>
-          <w:szCs w:val="24"/>
-        </w:rPr>
-        <w:t>- Menyimpan pilihan sementara di browser menggunakan `localStorage`.</w:t>
-      </w:r>
-    </w:p>
-    <w:p>
-      <w:pPr>
-        <w:pStyle w:val="PlainText"/>
-        <w:rPr>
-          <w:rFonts w:ascii="Times New Roman" w:hAnsi="Times New Roman" w:cs="Times New Roman"/>
-          <w:sz w:val="24"/>
-          <w:szCs w:val="24"/>
-        </w:rPr>
-      </w:pPr>
-      <w:r>
-        <w:rPr>
-          <w:rFonts w:ascii="Times New Roman" w:hAnsi="Times New Roman" w:cs="Times New Roman"/>
-          <w:sz w:val="24"/>
-          <w:szCs w:val="24"/>
-        </w:rPr>
-        <w:t>- Membuat form dengan validasi input dasar dan state konfirmasi.</w:t>
-      </w:r>
-    </w:p>
-    <w:p>
-      <w:pPr>
-        <w:pStyle w:val="PlainText"/>
+        <w:numPr>
+          <w:ilvl w:val="0"/>
+          <w:numId w:val="6"/>
+        </w:numPr>
+        <w:rPr>
+          <w:rFonts w:ascii="Times New Roman" w:hAnsi="Times New Roman" w:cs="Times New Roman"/>
+          <w:sz w:val="24"/>
+          <w:szCs w:val="24"/>
+        </w:rPr>
+      </w:pPr>
+      <w:r>
+        <w:rPr>
+          <w:rFonts w:ascii="Times New Roman" w:hAnsi="Times New Roman" w:cs="Times New Roman"/>
+          <w:sz w:val="24"/>
+          <w:szCs w:val="24"/>
+        </w:rPr>
+        <w:t>Menyusun halaman React dari komponen-komponen terpisah.</w:t>
+      </w:r>
+    </w:p>
+    <w:p>
+      <w:pPr>
+        <w:pStyle w:val="PlainText"/>
+        <w:numPr>
+          <w:ilvl w:val="0"/>
+          <w:numId w:val="6"/>
+        </w:numPr>
+        <w:rPr>
+          <w:rFonts w:ascii="Times New Roman" w:hAnsi="Times New Roman" w:cs="Times New Roman"/>
+          <w:sz w:val="24"/>
+          <w:szCs w:val="24"/>
+        </w:rPr>
+      </w:pPr>
+      <w:r>
+        <w:rPr>
+          <w:rFonts w:ascii="Times New Roman" w:hAnsi="Times New Roman" w:cs="Times New Roman"/>
+          <w:sz w:val="24"/>
+          <w:szCs w:val="24"/>
+        </w:rPr>
+        <w:t>Mengelola input pencarian dan filter menggunakan state.</w:t>
+      </w:r>
+    </w:p>
+    <w:p>
+      <w:pPr>
+        <w:pStyle w:val="PlainText"/>
+        <w:numPr>
+          <w:ilvl w:val="0"/>
+          <w:numId w:val="6"/>
+        </w:numPr>
+        <w:rPr>
+          <w:rFonts w:ascii="Times New Roman" w:hAnsi="Times New Roman" w:cs="Times New Roman"/>
+          <w:sz w:val="24"/>
+          <w:szCs w:val="24"/>
+        </w:rPr>
+      </w:pPr>
+      <w:r>
+        <w:rPr>
+          <w:rFonts w:ascii="Times New Roman" w:hAnsi="Times New Roman" w:cs="Times New Roman"/>
+          <w:sz w:val="24"/>
+          <w:szCs w:val="24"/>
+        </w:rPr>
+        <w:t>Mengatur navigasi SPA menggunakan route dan link.</w:t>
+      </w:r>
+    </w:p>
+    <w:p>
+      <w:pPr>
+        <w:pStyle w:val="PlainText"/>
+        <w:numPr>
+          <w:ilvl w:val="0"/>
+          <w:numId w:val="6"/>
+        </w:numPr>
+        <w:rPr>
+          <w:rFonts w:ascii="Times New Roman" w:hAnsi="Times New Roman" w:cs="Times New Roman"/>
+          <w:sz w:val="24"/>
+          <w:szCs w:val="24"/>
+        </w:rPr>
+      </w:pPr>
+      <w:r>
+        <w:rPr>
+          <w:rFonts w:ascii="Times New Roman" w:hAnsi="Times New Roman" w:cs="Times New Roman"/>
+          <w:sz w:val="24"/>
+          <w:szCs w:val="24"/>
+        </w:rPr>
+        <w:t>Berbagi state aplikasi menggunakan React Context.</w:t>
+      </w:r>
+    </w:p>
+    <w:p>
+      <w:pPr>
+        <w:pStyle w:val="PlainText"/>
+        <w:numPr>
+          <w:ilvl w:val="0"/>
+          <w:numId w:val="6"/>
+        </w:numPr>
+        <w:rPr>
+          <w:rFonts w:ascii="Times New Roman" w:hAnsi="Times New Roman" w:cs="Times New Roman"/>
+          <w:sz w:val="24"/>
+          <w:szCs w:val="24"/>
+        </w:rPr>
+      </w:pPr>
+      <w:r>
+        <w:rPr>
+          <w:rFonts w:ascii="Times New Roman" w:hAnsi="Times New Roman" w:cs="Times New Roman"/>
+          <w:sz w:val="24"/>
+          <w:szCs w:val="24"/>
+        </w:rPr>
+        <w:t>Menyimpan pilihan sementara di browser menggunakan `localStorage`.</w:t>
+      </w:r>
+    </w:p>
+    <w:p>
+      <w:pPr>
+        <w:pStyle w:val="PlainText"/>
+        <w:numPr>
+          <w:ilvl w:val="0"/>
+          <w:numId w:val="6"/>
+        </w:numPr>
+        <w:rPr>
+          <w:rFonts w:ascii="Times New Roman" w:hAnsi="Times New Roman" w:cs="Times New Roman"/>
+          <w:sz w:val="24"/>
+          <w:szCs w:val="24"/>
+        </w:rPr>
+      </w:pPr>
+      <w:r>
+        <w:rPr>
+          <w:rFonts w:ascii="Times New Roman" w:hAnsi="Times New Roman" w:cs="Times New Roman"/>
+          <w:sz w:val="24"/>
+          <w:szCs w:val="24"/>
+        </w:rPr>
+        <w:t>Membuat form dengan validasi input dasar dan state konfirmasi.</w:t>
+      </w:r>
+    </w:p>
+    <w:p>
+      <w:pPr>
+        <w:pStyle w:val="PlainText"/>
+        <w:numPr>
+          <w:ilvl w:val="0"/>
+          <w:numId w:val="6"/>
+        </w:numPr>
+        <w:rPr>
+          <w:rFonts w:ascii="Times New Roman" w:hAnsi="Times New Roman" w:cs="Times New Roman"/>
+          <w:sz w:val="24"/>
+          <w:szCs w:val="24"/>
+        </w:rPr>
+      </w:pPr>
+      <w:r>
+        <w:rPr>
+          <w:rFonts w:ascii="Times New Roman" w:hAnsi="Times New Roman" w:cs="Times New Roman"/>
+          <w:sz w:val="24"/>
+          <w:szCs w:val="24"/>
+        </w:rPr>
+        <w:t>Mengenal pola komunikasi frontend-backend melalui REST API, Axios, dan React Query.</w:t>
+      </w:r>
+    </w:p>
+    <w:p>
+      <w:pPr>
+        <w:pStyle w:val="PlainText"/>
+        <w:numPr>
+          <w:ilvl w:val="0"/>
+          <w:numId w:val="6"/>
+        </w:numPr>
         <w:rPr>
           <w:rFonts w:ascii="Times New Roman" w:hAnsi="Times New Roman" w:cs="Times New Roman"/>
           <w:sz w:val="24"/>
@@ -3260,43 +3217,29 @@
           <w:szCs w:val="24"/>
         </w:rPr>
         <w:lastRenderedPageBreak/>
-        <w:t>- Mengenal pola komunikasi frontend-backend melalui REST API, Axios, dan React Query.</w:t>
-      </w:r>
-    </w:p>
-    <w:p>
-      <w:pPr>
-        <w:pStyle w:val="PlainText"/>
-        <w:rPr>
-          <w:rFonts w:ascii="Times New Roman" w:hAnsi="Times New Roman" w:cs="Times New Roman"/>
-          <w:sz w:val="24"/>
-          <w:szCs w:val="24"/>
-        </w:rPr>
-      </w:pPr>
-      <w:r>
-        <w:rPr>
-          <w:rFonts w:ascii="Times New Roman" w:hAnsi="Times New Roman" w:cs="Times New Roman"/>
-          <w:sz w:val="24"/>
-          <w:szCs w:val="24"/>
-        </w:rPr>
-        <w:t>- Menerapkan utility CSS dan breakpoint untuk antarmuka responsif.</w:t>
-      </w:r>
-    </w:p>
-    <w:p>
-      <w:pPr>
-        <w:pStyle w:val="PlainText"/>
-        <w:rPr>
-          <w:rFonts w:ascii="Times New Roman" w:hAnsi="Times New Roman" w:cs="Times New Roman"/>
-          <w:sz w:val="24"/>
-          <w:szCs w:val="24"/>
-        </w:rPr>
-      </w:pPr>
-      <w:r>
-        <w:rPr>
-          <w:rFonts w:ascii="Times New Roman" w:hAnsi="Times New Roman" w:cs="Times New Roman"/>
-          <w:sz w:val="24"/>
-          <w:szCs w:val="24"/>
-        </w:rPr>
-        <w:t>- Memahami pentingnya membedakan data contoh, data browser, dan data yang benar-benar tersimpan di database server.</w:t>
+        <w:t>Menerapkan utility CSS dan breakpoint untuk antarmuka responsif.</w:t>
+      </w:r>
+    </w:p>
+    <w:p>
+      <w:pPr>
+        <w:pStyle w:val="PlainText"/>
+        <w:numPr>
+          <w:ilvl w:val="0"/>
+          <w:numId w:val="6"/>
+        </w:numPr>
+        <w:rPr>
+          <w:rFonts w:ascii="Times New Roman" w:hAnsi="Times New Roman" w:cs="Times New Roman"/>
+          <w:sz w:val="24"/>
+          <w:szCs w:val="24"/>
+        </w:rPr>
+      </w:pPr>
+      <w:r>
+        <w:rPr>
+          <w:rFonts w:ascii="Times New Roman" w:hAnsi="Times New Roman" w:cs="Times New Roman"/>
+          <w:sz w:val="24"/>
+          <w:szCs w:val="24"/>
+        </w:rPr>
+        <w:t>Memahami pentingnya membedakan data contoh, data browser, dan data yang benar-benar tersimpan di database server.</w:t>
       </w:r>
     </w:p>
     <w:p>
@@ -3340,120 +3283,346 @@
     <w:p>
       <w:pPr>
         <w:pStyle w:val="PlainText"/>
-        <w:rPr>
-          <w:rFonts w:ascii="Times New Roman" w:hAnsi="Times New Roman" w:cs="Times New Roman"/>
-          <w:sz w:val="24"/>
-          <w:szCs w:val="24"/>
-        </w:rPr>
-      </w:pPr>
-      <w:r>
-        <w:rPr>
-          <w:rFonts w:ascii="Times New Roman" w:hAnsi="Times New Roman" w:cs="Times New Roman"/>
-          <w:sz w:val="24"/>
-          <w:szCs w:val="24"/>
-        </w:rPr>
-        <w:t>1. Menyediakan backend aktif, mendokumentasikan skema database, dan memastikan endpoint API sesuai dengan frontend.</w:t>
-      </w:r>
-    </w:p>
-    <w:p>
-      <w:pPr>
-        <w:pStyle w:val="PlainText"/>
-        <w:rPr>
-          <w:rFonts w:ascii="Times New Roman" w:hAnsi="Times New Roman" w:cs="Times New Roman"/>
-          <w:sz w:val="24"/>
-          <w:szCs w:val="24"/>
-        </w:rPr>
-      </w:pPr>
-      <w:r>
-        <w:rPr>
-          <w:rFonts w:ascii="Times New Roman" w:hAnsi="Times New Roman" w:cs="Times New Roman"/>
-          <w:sz w:val="24"/>
-          <w:szCs w:val="24"/>
-        </w:rPr>
-        <w:t>2. Memasang `ProductProvider` dan `QueryClientProvider` pada aplikasi utama bila halaman produk berbasis API akan digunakan.</w:t>
-      </w:r>
-    </w:p>
-    <w:p>
-      <w:pPr>
-        <w:pStyle w:val="PlainText"/>
-        <w:rPr>
-          <w:rFonts w:ascii="Times New Roman" w:hAnsi="Times New Roman" w:cs="Times New Roman"/>
-          <w:sz w:val="24"/>
-          <w:szCs w:val="24"/>
-        </w:rPr>
-      </w:pPr>
-      <w:r>
-        <w:rPr>
-          <w:rFonts w:ascii="Times New Roman" w:hAnsi="Times New Roman" w:cs="Times New Roman"/>
-          <w:sz w:val="24"/>
-          <w:szCs w:val="24"/>
-        </w:rPr>
-        <w:t>3. Mengirim data reservasi ke backend dan menampilkan status hasil penyimpanan dari server.</w:t>
-      </w:r>
-    </w:p>
-    <w:p>
-      <w:pPr>
-        <w:pStyle w:val="PlainText"/>
-        <w:rPr>
-          <w:rFonts w:ascii="Times New Roman" w:hAnsi="Times New Roman" w:cs="Times New Roman"/>
-          <w:sz w:val="24"/>
-          <w:szCs w:val="24"/>
-        </w:rPr>
-      </w:pPr>
-      <w:r>
-        <w:rPr>
-          <w:rFonts w:ascii="Times New Roman" w:hAnsi="Times New Roman" w:cs="Times New Roman"/>
-          <w:sz w:val="24"/>
-          <w:szCs w:val="24"/>
-        </w:rPr>
-        <w:t>4. Memasang autentikasi secara konsisten pada seluruh rute yang memerlukannya serta melindungi rute admin berdasarkan role.</w:t>
-      </w:r>
-    </w:p>
-    <w:p>
-      <w:pPr>
-        <w:pStyle w:val="PlainText"/>
-        <w:rPr>
-          <w:rFonts w:ascii="Times New Roman" w:hAnsi="Times New Roman" w:cs="Times New Roman"/>
-          <w:sz w:val="24"/>
-          <w:szCs w:val="24"/>
-        </w:rPr>
-      </w:pPr>
-      <w:r>
-        <w:rPr>
-          <w:rFonts w:ascii="Times New Roman" w:hAnsi="Times New Roman" w:cs="Times New Roman"/>
-          <w:sz w:val="24"/>
-          <w:szCs w:val="24"/>
-        </w:rPr>
-        <w:t>5. Mengganti data statis pada dashboard admin dengan data API.</w:t>
-      </w:r>
-    </w:p>
-    <w:p>
-      <w:pPr>
-        <w:pStyle w:val="PlainText"/>
-        <w:rPr>
-          <w:rFonts w:ascii="Times New Roman" w:hAnsi="Times New Roman" w:cs="Times New Roman"/>
-          <w:sz w:val="24"/>
-          <w:szCs w:val="24"/>
-        </w:rPr>
-      </w:pPr>
-      <w:r>
-        <w:rPr>
-          <w:rFonts w:ascii="Times New Roman" w:hAnsi="Times New Roman" w:cs="Times New Roman"/>
-          <w:sz w:val="24"/>
-          <w:szCs w:val="24"/>
-        </w:rPr>
-        <w:t>6. Menambahkan status loading dan error yang konsisten pada setiap pengambilan data.</w:t>
-      </w:r>
-    </w:p>
-    <w:p>
-      <w:pPr>
-        <w:pStyle w:val="PlainText"/>
-        <w:rPr>
-          <w:rFonts w:ascii="Times New Roman" w:hAnsi="Times New Roman" w:cs="Times New Roman"/>
-          <w:sz w:val="24"/>
-          <w:szCs w:val="24"/>
-        </w:rPr>
-      </w:pPr>
+        <w:numPr>
+          <w:ilvl w:val="0"/>
+          <w:numId w:val="8"/>
+        </w:numPr>
+        <w:rPr>
+          <w:rFonts w:ascii="Times New Roman" w:hAnsi="Times New Roman" w:cs="Times New Roman"/>
+          <w:sz w:val="24"/>
+          <w:szCs w:val="24"/>
+        </w:rPr>
+      </w:pPr>
+      <w:r>
+        <w:rPr>
+          <w:rFonts w:ascii="Times New Roman" w:hAnsi="Times New Roman" w:cs="Times New Roman"/>
+          <w:sz w:val="24"/>
+          <w:szCs w:val="24"/>
+        </w:rPr>
+        <w:t>Menyediakan backend aktif, mendokumentasikan skema database, dan memastikan endpoint API sesuai dengan frontend.</w:t>
+      </w:r>
+    </w:p>
+    <w:p>
+      <w:pPr>
+        <w:pStyle w:val="PlainText"/>
+        <w:numPr>
+          <w:ilvl w:val="0"/>
+          <w:numId w:val="8"/>
+        </w:numPr>
+        <w:rPr>
+          <w:rFonts w:ascii="Times New Roman" w:hAnsi="Times New Roman" w:cs="Times New Roman"/>
+          <w:sz w:val="24"/>
+          <w:szCs w:val="24"/>
+        </w:rPr>
+      </w:pPr>
+      <w:r>
+        <w:rPr>
+          <w:rFonts w:ascii="Times New Roman" w:hAnsi="Times New Roman" w:cs="Times New Roman"/>
+          <w:sz w:val="24"/>
+          <w:szCs w:val="24"/>
+        </w:rPr>
+        <w:t>Memasang `ProductProvider` dan `QueryClientProvider` pada aplikasi utama bila halaman produk berbasis API akan digunakan.</w:t>
+      </w:r>
+    </w:p>
+    <w:p>
+      <w:pPr>
+        <w:pStyle w:val="PlainText"/>
+        <w:numPr>
+          <w:ilvl w:val="0"/>
+          <w:numId w:val="8"/>
+        </w:numPr>
+        <w:rPr>
+          <w:rFonts w:ascii="Times New Roman" w:hAnsi="Times New Roman" w:cs="Times New Roman"/>
+          <w:sz w:val="24"/>
+          <w:szCs w:val="24"/>
+        </w:rPr>
+      </w:pPr>
+      <w:r>
+        <w:rPr>
+          <w:rFonts w:ascii="Times New Roman" w:hAnsi="Times New Roman" w:cs="Times New Roman"/>
+          <w:sz w:val="24"/>
+          <w:szCs w:val="24"/>
+        </w:rPr>
+        <w:t>Mengirim data reservasi ke backend dan menampilkan status hasil penyimpanan dari server.</w:t>
+      </w:r>
+    </w:p>
+    <w:p>
+      <w:pPr>
+        <w:pStyle w:val="PlainText"/>
+        <w:numPr>
+          <w:ilvl w:val="0"/>
+          <w:numId w:val="8"/>
+        </w:numPr>
+        <w:rPr>
+          <w:rFonts w:ascii="Times New Roman" w:hAnsi="Times New Roman" w:cs="Times New Roman"/>
+          <w:sz w:val="24"/>
+          <w:szCs w:val="24"/>
+        </w:rPr>
+      </w:pPr>
+      <w:r>
+        <w:rPr>
+          <w:rFonts w:ascii="Times New Roman" w:hAnsi="Times New Roman" w:cs="Times New Roman"/>
+          <w:sz w:val="24"/>
+          <w:szCs w:val="24"/>
+        </w:rPr>
+        <w:t>Memasang autentikasi secara konsisten pada seluruh rute yang memerlukannya serta melindungi rute admin berdasarkan role.</w:t>
+      </w:r>
+    </w:p>
+    <w:p>
+      <w:pPr>
+        <w:pStyle w:val="PlainText"/>
+        <w:numPr>
+          <w:ilvl w:val="0"/>
+          <w:numId w:val="8"/>
+        </w:numPr>
+        <w:rPr>
+          <w:rFonts w:ascii="Times New Roman" w:hAnsi="Times New Roman" w:cs="Times New Roman"/>
+          <w:sz w:val="24"/>
+          <w:szCs w:val="24"/>
+        </w:rPr>
+      </w:pPr>
+      <w:r>
+        <w:rPr>
+          <w:rFonts w:ascii="Times New Roman" w:hAnsi="Times New Roman" w:cs="Times New Roman"/>
+          <w:sz w:val="24"/>
+          <w:szCs w:val="24"/>
+        </w:rPr>
+        <w:t>Mengganti data statis pada dashboard admin dengan data API.</w:t>
+      </w:r>
+    </w:p>
+    <w:p>
+      <w:pPr>
+        <w:pStyle w:val="PlainText"/>
+        <w:numPr>
+          <w:ilvl w:val="0"/>
+          <w:numId w:val="8"/>
+        </w:numPr>
+        <w:rPr>
+          <w:rFonts w:ascii="Times New Roman" w:hAnsi="Times New Roman" w:cs="Times New Roman"/>
+          <w:sz w:val="24"/>
+          <w:szCs w:val="24"/>
+        </w:rPr>
+      </w:pPr>
+      <w:r>
+        <w:rPr>
+          <w:rFonts w:ascii="Times New Roman" w:hAnsi="Times New Roman" w:cs="Times New Roman"/>
+          <w:sz w:val="24"/>
+          <w:szCs w:val="24"/>
+        </w:rPr>
+        <w:t>Menambahkan status loading dan error yang konsisten pada setiap pengambilan data.</w:t>
+      </w:r>
+    </w:p>
+    <w:p>
+      <w:pPr>
+        <w:pStyle w:val="PlainText"/>
+        <w:rPr>
+          <w:rFonts w:ascii="Times New Roman" w:hAnsi="Times New Roman" w:cs="Times New Roman"/>
+          <w:sz w:val="24"/>
+          <w:szCs w:val="24"/>
+        </w:rPr>
+      </w:pPr>
+    </w:p>
+    <w:p>
+      <w:pPr>
+        <w:pStyle w:val="PlainText"/>
+        <w:rPr>
+          <w:rFonts w:ascii="Times New Roman" w:hAnsi="Times New Roman" w:cs="Times New Roman"/>
+          <w:sz w:val="24"/>
+          <w:szCs w:val="24"/>
+        </w:rPr>
+      </w:pPr>
+    </w:p>
+    <w:p>
+      <w:pPr>
+        <w:pStyle w:val="PlainText"/>
+        <w:rPr>
+          <w:rFonts w:ascii="Times New Roman" w:hAnsi="Times New Roman" w:cs="Times New Roman"/>
+          <w:sz w:val="24"/>
+          <w:szCs w:val="24"/>
+        </w:rPr>
+        <w:sectPr>
+          <w:type w:val="continuous"/>
+          <w:pgSz w:w="12240" w:h="15840"/>
+          <w:pgMar w:top="1440" w:right="1502" w:bottom="1440" w:left="1501" w:header="708" w:footer="708" w:gutter="0"/>
+          <w:cols w:space="708"/>
+          <w:docGrid w:linePitch="360"/>
+        </w:sectPr>
+      </w:pPr>
+    </w:p>
+    <w:p>
+      <w:pPr>
+        <w:pStyle w:val="PlainText"/>
+        <w:rPr>
+          <w:rFonts w:ascii="Times New Roman" w:hAnsi="Times New Roman" w:cs="Times New Roman"/>
+          <w:sz w:val="24"/>
+          <w:szCs w:val="24"/>
+        </w:rPr>
+      </w:pPr>
+      <w:r>
+        <w:rPr>
+          <w:rFonts w:ascii="Times New Roman" w:hAnsi="Times New Roman" w:cs="Times New Roman"/>
+          <w:sz w:val="24"/>
+          <w:szCs w:val="24"/>
+        </w:rPr>
+        <w:lastRenderedPageBreak/>
+        <w:t xml:space="preserve">6. BAB </w:t>
+      </w:r>
+      <w:r>
+        <w:rPr>
+          <w:rFonts w:ascii="Times New Roman" w:hAnsi="Times New Roman" w:cs="Times New Roman"/>
+          <w:sz w:val="24"/>
+          <w:szCs w:val="24"/>
+        </w:rPr>
+        <w:t xml:space="preserve">IV </w:t>
+      </w:r>
+      <w:r>
+        <w:rPr>
+          <w:rFonts w:ascii="Times New Roman" w:hAnsi="Times New Roman" w:cs="Times New Roman"/>
+          <w:sz w:val="24"/>
+          <w:szCs w:val="24"/>
+        </w:rPr>
+        <w:t>Penutup</w:t>
+      </w:r>
+    </w:p>
+    <w:p>
+      <w:pPr>
+        <w:pStyle w:val="PlainText"/>
+        <w:rPr>
+          <w:rFonts w:ascii="Times New Roman" w:hAnsi="Times New Roman" w:cs="Times New Roman"/>
+          <w:sz w:val="24"/>
+          <w:szCs w:val="24"/>
+        </w:rPr>
+      </w:pPr>
+    </w:p>
+    <w:p>
+      <w:pPr>
+        <w:pStyle w:val="PlainText"/>
+        <w:rPr>
+          <w:rFonts w:ascii="Times New Roman" w:hAnsi="Times New Roman" w:cs="Times New Roman"/>
+          <w:sz w:val="24"/>
+          <w:szCs w:val="24"/>
+        </w:rPr>
+      </w:pPr>
+      <w:r>
+        <w:rPr>
+          <w:rFonts w:ascii="Times New Roman" w:hAnsi="Times New Roman" w:cs="Times New Roman"/>
+          <w:sz w:val="24"/>
+          <w:szCs w:val="24"/>
+        </w:rPr>
+        <w:t>4.1 Kesimpulan</w:t>
+      </w:r>
+    </w:p>
+    <w:p>
+      <w:pPr>
+        <w:pStyle w:val="PlainText"/>
+        <w:rPr>
+          <w:rFonts w:ascii="Times New Roman" w:hAnsi="Times New Roman" w:cs="Times New Roman"/>
+          <w:sz w:val="24"/>
+          <w:szCs w:val="24"/>
+        </w:rPr>
+      </w:pPr>
+    </w:p>
+    <w:p>
+      <w:pPr>
+        <w:pStyle w:val="PlainText"/>
+        <w:rPr>
+          <w:rFonts w:ascii="Times New Roman" w:hAnsi="Times New Roman" w:cs="Times New Roman"/>
+          <w:sz w:val="24"/>
+          <w:szCs w:val="24"/>
+        </w:rPr>
+      </w:pPr>
+      <w:r>
+        <w:rPr>
+          <w:rFonts w:ascii="Times New Roman" w:hAnsi="Times New Roman" w:cs="Times New Roman"/>
+          <w:sz w:val="24"/>
+          <w:szCs w:val="24"/>
+        </w:rPr>
+        <w:t>Aplikasi Aroma Spa &amp; Wellness telah menyediakan prototipe frontend untuk menelusuri layanan, mencari dan memfilter katalog, melihat detail, menyimpan pilihan, serta mengajukan jadwal melalui formulir. Proyek menerapkan React, routing SPA, React Context, persistensi browser, dan modul komunikasi REST API.</w:t>
+      </w:r>
+    </w:p>
+    <w:p>
+      <w:pPr>
+        <w:pStyle w:val="PlainText"/>
+        <w:rPr>
+          <w:rFonts w:ascii="Times New Roman" w:hAnsi="Times New Roman" w:cs="Times New Roman"/>
+          <w:sz w:val="24"/>
+          <w:szCs w:val="24"/>
+        </w:rPr>
+      </w:pPr>
+    </w:p>
+    <w:p>
+      <w:pPr>
+        <w:pStyle w:val="PlainText"/>
+        <w:rPr>
+          <w:rFonts w:ascii="Times New Roman" w:hAnsi="Times New Roman" w:cs="Times New Roman"/>
+          <w:sz w:val="24"/>
+          <w:szCs w:val="24"/>
+        </w:rPr>
+      </w:pPr>
+      <w:r>
+        <w:rPr>
+          <w:rFonts w:ascii="Times New Roman" w:hAnsi="Times New Roman" w:cs="Times New Roman"/>
+          <w:sz w:val="24"/>
+          <w:szCs w:val="24"/>
+        </w:rPr>
+        <w:t>Integrasi database dan proses reservasi server belum dapat dinyatakan selesai berdasarkan repository frontend ini. Modul API produk dan autentikasi memerlukan backend yang sesuai, sementara provider produk, proteksi rute admin, serta penyimpanan reservasi masih perlu dilengkapi dan diuji.</w:t>
+      </w:r>
+    </w:p>
+    <w:p>
+      <w:pPr>
+        <w:pStyle w:val="PlainText"/>
+        <w:rPr>
+          <w:rFonts w:ascii="Times New Roman" w:hAnsi="Times New Roman" w:cs="Times New Roman"/>
+          <w:sz w:val="24"/>
+          <w:szCs w:val="24"/>
+        </w:rPr>
+      </w:pPr>
+    </w:p>
+    <w:p>
+      <w:pPr>
+        <w:pStyle w:val="PlainText"/>
+        <w:rPr>
+          <w:rFonts w:ascii="Times New Roman" w:hAnsi="Times New Roman" w:cs="Times New Roman"/>
+          <w:sz w:val="24"/>
+          <w:szCs w:val="24"/>
+        </w:rPr>
+      </w:pPr>
+      <w:r>
+        <w:rPr>
+          <w:rFonts w:ascii="Times New Roman" w:hAnsi="Times New Roman" w:cs="Times New Roman"/>
+          <w:sz w:val="24"/>
+          <w:szCs w:val="24"/>
+        </w:rPr>
+        <w:t>4.2 Saran</w:t>
+      </w:r>
+    </w:p>
+    <w:p>
+      <w:pPr>
+        <w:pStyle w:val="PlainText"/>
+        <w:rPr>
+          <w:rFonts w:ascii="Times New Roman" w:hAnsi="Times New Roman" w:cs="Times New Roman"/>
+          <w:sz w:val="24"/>
+          <w:szCs w:val="24"/>
+        </w:rPr>
+      </w:pPr>
+    </w:p>
+    <w:p>
+      <w:pPr>
+        <w:pStyle w:val="PlainText"/>
+        <w:rPr>
+          <w:rFonts w:ascii="Times New Roman" w:hAnsi="Times New Roman" w:cs="Times New Roman"/>
+          <w:sz w:val="24"/>
+          <w:szCs w:val="24"/>
+        </w:rPr>
+      </w:pPr>
+      <w:r>
+        <w:rPr>
+          <w:rFonts w:ascii="Times New Roman" w:hAnsi="Times New Roman" w:cs="Times New Roman"/>
+          <w:sz w:val="24"/>
+          <w:szCs w:val="24"/>
+        </w:rPr>
+        <w:t>Pengembangan berikutnya disarankan menyelesaikan integrasi backend dan database, memastikan seluruh provider terpasang pada aplikasi utama, melindungi akses admin, dan menguji user flow dari awal hingga data reservasi benar-benar tersimpan. Materi/checklist Modul 1 sampai Modul 2.5 dapat digunakan untuk mencocokkan setiap kriteria tugas secara spesifik.</w:t>
+      </w:r>
     </w:p>
     <w:p>
       <w:pPr>
@@ -3486,189 +3655,174 @@
         <w:pStyle w:val="PlainText"/>
         <w:rPr>
           <w:rFonts w:ascii="Times New Roman" w:hAnsi="Times New Roman" w:cs="Times New Roman"/>
-          <w:sz w:val="24"/>
-          <w:szCs w:val="24"/>
-        </w:rPr>
-      </w:pPr>
-      <w:r>
-        <w:rPr>
-          <w:rFonts w:ascii="Times New Roman" w:hAnsi="Times New Roman" w:cs="Times New Roman"/>
+          <w:b/>
+          <w:bCs/>
+          <w:sz w:val="24"/>
+          <w:szCs w:val="24"/>
+        </w:rPr>
+      </w:pPr>
+      <w:r>
+        <w:rPr>
+          <w:rFonts w:ascii="Times New Roman" w:hAnsi="Times New Roman" w:cs="Times New Roman"/>
+          <w:b/>
+          <w:bCs/>
           <w:sz w:val="24"/>
           <w:szCs w:val="24"/>
         </w:rPr>
         <w:lastRenderedPageBreak/>
-        <w:t xml:space="preserve">6. BAB </w:t>
-      </w:r>
-      <w:r>
-        <w:rPr>
-          <w:rFonts w:ascii="Times New Roman" w:hAnsi="Times New Roman" w:cs="Times New Roman"/>
-          <w:sz w:val="24"/>
-          <w:szCs w:val="24"/>
-        </w:rPr>
-        <w:t xml:space="preserve">IV </w:t>
-      </w:r>
-      <w:r>
-        <w:rPr>
-          <w:rFonts w:ascii="Times New Roman" w:hAnsi="Times New Roman" w:cs="Times New Roman"/>
-          <w:sz w:val="24"/>
-          <w:szCs w:val="24"/>
-        </w:rPr>
-        <w:t>Penutup</w:t>
-      </w:r>
-    </w:p>
-    <w:p>
-      <w:pPr>
-        <w:pStyle w:val="PlainText"/>
-        <w:rPr>
-          <w:rFonts w:ascii="Times New Roman" w:hAnsi="Times New Roman" w:cs="Times New Roman"/>
-          <w:sz w:val="24"/>
-          <w:szCs w:val="24"/>
-        </w:rPr>
-      </w:pPr>
-    </w:p>
-    <w:p>
-      <w:pPr>
-        <w:pStyle w:val="PlainText"/>
-        <w:rPr>
-          <w:rFonts w:ascii="Times New Roman" w:hAnsi="Times New Roman" w:cs="Times New Roman"/>
-          <w:sz w:val="24"/>
-          <w:szCs w:val="24"/>
-        </w:rPr>
-      </w:pPr>
-      <w:r>
-        <w:rPr>
-          <w:rFonts w:ascii="Times New Roman" w:hAnsi="Times New Roman" w:cs="Times New Roman"/>
-          <w:sz w:val="24"/>
-          <w:szCs w:val="24"/>
-        </w:rPr>
-        <w:t>4.1 Kesimpulan</w:t>
-      </w:r>
-    </w:p>
-    <w:p>
-      <w:pPr>
-        <w:pStyle w:val="PlainText"/>
-        <w:rPr>
-          <w:rFonts w:ascii="Times New Roman" w:hAnsi="Times New Roman" w:cs="Times New Roman"/>
-          <w:sz w:val="24"/>
-          <w:szCs w:val="24"/>
-        </w:rPr>
-      </w:pPr>
-    </w:p>
-    <w:p>
-      <w:pPr>
-        <w:pStyle w:val="PlainText"/>
-        <w:rPr>
-          <w:rFonts w:ascii="Times New Roman" w:hAnsi="Times New Roman" w:cs="Times New Roman"/>
-          <w:sz w:val="24"/>
-          <w:szCs w:val="24"/>
-        </w:rPr>
-      </w:pPr>
-      <w:r>
-        <w:rPr>
-          <w:rFonts w:ascii="Times New Roman" w:hAnsi="Times New Roman" w:cs="Times New Roman"/>
-          <w:sz w:val="24"/>
-          <w:szCs w:val="24"/>
-        </w:rPr>
-        <w:t>Aplikasi Aroma Spa &amp; Wellness telah menyediakan prototipe frontend untuk menelusuri layanan, mencari dan memfilter katalog, melihat detail, menyimpan pilihan, serta mengajukan jadwal melalui formulir. Proyek menerapkan React, routing SPA, React Context, persistensi browser, dan modul komunikasi REST API.</w:t>
-      </w:r>
-    </w:p>
-    <w:p>
-      <w:pPr>
-        <w:pStyle w:val="PlainText"/>
-        <w:rPr>
-          <w:rFonts w:ascii="Times New Roman" w:hAnsi="Times New Roman" w:cs="Times New Roman"/>
-          <w:sz w:val="24"/>
-          <w:szCs w:val="24"/>
-        </w:rPr>
-      </w:pPr>
-    </w:p>
-    <w:p>
-      <w:pPr>
-        <w:pStyle w:val="PlainText"/>
-        <w:rPr>
-          <w:rFonts w:ascii="Times New Roman" w:hAnsi="Times New Roman" w:cs="Times New Roman"/>
-          <w:sz w:val="24"/>
-          <w:szCs w:val="24"/>
-        </w:rPr>
-      </w:pPr>
-      <w:r>
-        <w:rPr>
-          <w:rFonts w:ascii="Times New Roman" w:hAnsi="Times New Roman" w:cs="Times New Roman"/>
-          <w:sz w:val="24"/>
-          <w:szCs w:val="24"/>
-        </w:rPr>
-        <w:t>Integrasi database dan proses reservasi server belum dapat dinyatakan selesai berdasarkan repository frontend ini. Modul API produk dan autentikasi memerlukan backend yang sesuai, sementara provider produk, proteksi rute admin, serta penyimpanan reservasi masih perlu dilengkapi dan diuji.</w:t>
-      </w:r>
-    </w:p>
-    <w:p>
-      <w:pPr>
-        <w:pStyle w:val="PlainText"/>
-        <w:rPr>
-          <w:rFonts w:ascii="Times New Roman" w:hAnsi="Times New Roman" w:cs="Times New Roman"/>
-          <w:sz w:val="24"/>
-          <w:szCs w:val="24"/>
-        </w:rPr>
-      </w:pPr>
-    </w:p>
-    <w:p>
-      <w:pPr>
-        <w:pStyle w:val="PlainText"/>
-        <w:rPr>
-          <w:rFonts w:ascii="Times New Roman" w:hAnsi="Times New Roman" w:cs="Times New Roman"/>
-          <w:sz w:val="24"/>
-          <w:szCs w:val="24"/>
-        </w:rPr>
-      </w:pPr>
-      <w:r>
-        <w:rPr>
-          <w:rFonts w:ascii="Times New Roman" w:hAnsi="Times New Roman" w:cs="Times New Roman"/>
-          <w:sz w:val="24"/>
-          <w:szCs w:val="24"/>
-        </w:rPr>
-        <w:t>4.2 Saran</w:t>
-      </w:r>
-    </w:p>
-    <w:p>
-      <w:pPr>
-        <w:pStyle w:val="PlainText"/>
-        <w:rPr>
-          <w:rFonts w:ascii="Times New Roman" w:hAnsi="Times New Roman" w:cs="Times New Roman"/>
-          <w:sz w:val="24"/>
-          <w:szCs w:val="24"/>
-        </w:rPr>
-      </w:pPr>
-    </w:p>
-    <w:p>
-      <w:pPr>
-        <w:pStyle w:val="PlainText"/>
-        <w:rPr>
-          <w:rFonts w:ascii="Times New Roman" w:hAnsi="Times New Roman" w:cs="Times New Roman"/>
-          <w:sz w:val="24"/>
-          <w:szCs w:val="24"/>
-        </w:rPr>
-      </w:pPr>
-      <w:r>
-        <w:rPr>
-          <w:rFonts w:ascii="Times New Roman" w:hAnsi="Times New Roman" w:cs="Times New Roman"/>
-          <w:sz w:val="24"/>
-          <w:szCs w:val="24"/>
-        </w:rPr>
-        <w:t>Pengembangan berikutnya disarankan menyelesaikan integrasi backend dan database, memastikan seluruh provider terpasang pada aplikasi utama, melindungi akses admin, dan menguji user flow dari awal hingga data reservasi benar-benar tersimpan. Materi/checklist Modul 1 sampai Modul 2.5 dapat digunakan untuk mencocokkan setiap kriteria tugas secara spesifik.</w:t>
-      </w:r>
-    </w:p>
-    <w:p>
-      <w:pPr>
-        <w:pStyle w:val="PlainText"/>
-        <w:rPr>
-          <w:rFonts w:ascii="Times New Roman" w:hAnsi="Times New Roman" w:cs="Times New Roman"/>
-          <w:sz w:val="24"/>
-          <w:szCs w:val="24"/>
-        </w:rPr>
-      </w:pPr>
-    </w:p>
-    <w:p>
-      <w:pPr>
-        <w:pStyle w:val="PlainText"/>
+        <w:t>LAMPIRAN</w:t>
+      </w:r>
+    </w:p>
+    <w:p>
+      <w:pPr>
+        <w:pStyle w:val="PlainText"/>
+        <w:rPr>
+          <w:rFonts w:ascii="Times New Roman" w:hAnsi="Times New Roman" w:cs="Times New Roman"/>
+          <w:b/>
+          <w:bCs/>
+          <w:sz w:val="24"/>
+          <w:szCs w:val="24"/>
+        </w:rPr>
+      </w:pPr>
+    </w:p>
+    <w:p>
+      <w:pPr>
+        <w:pStyle w:val="PlainText"/>
+        <w:rPr>
+          <w:rFonts w:ascii="Times New Roman" w:hAnsi="Times New Roman" w:cs="Times New Roman"/>
+          <w:sz w:val="24"/>
+          <w:szCs w:val="24"/>
+        </w:rPr>
+      </w:pPr>
+      <w:r>
+        <w:rPr>
+          <w:rFonts w:ascii="Times New Roman" w:hAnsi="Times New Roman" w:cs="Times New Roman"/>
+          <w:sz w:val="24"/>
+          <w:szCs w:val="24"/>
+        </w:rPr>
+        <w:t>Link code:</w:t>
+      </w:r>
+      <w:r>
+        <w:rPr>
+          <w:rFonts w:ascii="Times New Roman" w:hAnsi="Times New Roman" w:cs="Times New Roman"/>
+          <w:sz w:val="24"/>
+          <w:szCs w:val="24"/>
+        </w:rPr>
+        <w:t xml:space="preserve"> </w:t>
+      </w:r>
+      <w:hyperlink r:id="rId9" w:history="1">
+        <w:r>
+          <w:rPr>
+            <w:rStyle w:val="Hyperlink"/>
+            <w:rFonts w:ascii="Times New Roman" w:hAnsi="Times New Roman" w:cs="Times New Roman"/>
+            <w:sz w:val="24"/>
+            <w:szCs w:val="24"/>
+          </w:rPr>
+          <w:t>https://github.com/Boyssfit/Tugas-FrontEnd.git</w:t>
+        </w:r>
+      </w:hyperlink>
+    </w:p>
+    <w:p>
+      <w:pPr>
+        <w:pStyle w:val="PlainText"/>
+        <w:rPr>
+          <w:rFonts w:ascii="Times New Roman" w:hAnsi="Times New Roman" w:cs="Times New Roman"/>
+          <w:sz w:val="24"/>
+          <w:szCs w:val="24"/>
+        </w:rPr>
+      </w:pPr>
+    </w:p>
+    <w:p>
+      <w:pPr>
+        <w:pStyle w:val="PlainText"/>
+        <w:rPr>
+          <w:rFonts w:ascii="Times New Roman" w:hAnsi="Times New Roman" w:cs="Times New Roman"/>
+          <w:sz w:val="24"/>
+          <w:szCs w:val="24"/>
+        </w:rPr>
+      </w:pPr>
+    </w:p>
+    <w:p>
+      <w:pPr>
+        <w:pStyle w:val="PlainText"/>
+        <w:rPr>
+          <w:rFonts w:ascii="Times New Roman" w:hAnsi="Times New Roman" w:cs="Times New Roman"/>
+          <w:sz w:val="24"/>
+          <w:szCs w:val="24"/>
+        </w:rPr>
+      </w:pPr>
+      <w:r>
+        <w:rPr>
+          <w:rFonts w:ascii="Times New Roman" w:hAnsi="Times New Roman" w:cs="Times New Roman"/>
+          <w:sz w:val="24"/>
+          <w:szCs w:val="24"/>
+        </w:rPr>
+        <w:t>Link Deploy:</w:t>
+      </w:r>
+      <w:r>
+        <w:rPr>
+          <w:rFonts w:ascii="Times New Roman" w:hAnsi="Times New Roman" w:cs="Times New Roman"/>
+          <w:sz w:val="24"/>
+          <w:szCs w:val="24"/>
+        </w:rPr>
+        <w:t xml:space="preserve"> </w:t>
+      </w:r>
+      <w:hyperlink r:id="rId10" w:history="1">
+        <w:r>
+          <w:rPr>
+            <w:rStyle w:val="Hyperlink"/>
+            <w:rFonts w:ascii="Times New Roman" w:hAnsi="Times New Roman" w:cs="Times New Roman"/>
+            <w:sz w:val="24"/>
+            <w:szCs w:val="24"/>
+          </w:rPr>
+          <w:t>https://tugas-front-end-three.vercel.app/</w:t>
+        </w:r>
+      </w:hyperlink>
+    </w:p>
+    <w:p>
+      <w:pPr>
+        <w:pStyle w:val="PlainText"/>
+        <w:rPr>
+          <w:rFonts w:ascii="Times New Roman" w:hAnsi="Times New Roman" w:cs="Times New Roman"/>
+          <w:sz w:val="24"/>
+          <w:szCs w:val="24"/>
+        </w:rPr>
+      </w:pPr>
+    </w:p>
+    <w:p>
+      <w:pPr>
+        <w:pStyle w:val="PlainText"/>
+        <w:rPr>
+          <w:rFonts w:ascii="Times New Roman" w:hAnsi="Times New Roman" w:cs="Times New Roman"/>
+          <w:sz w:val="24"/>
+          <w:szCs w:val="24"/>
+        </w:rPr>
+      </w:pPr>
+    </w:p>
+    <w:p>
+      <w:pPr>
+        <w:pStyle w:val="PlainText"/>
+        <w:rPr>
+          <w:rFonts w:ascii="Times New Roman" w:hAnsi="Times New Roman" w:cs="Times New Roman"/>
+          <w:sz w:val="24"/>
+          <w:szCs w:val="24"/>
+        </w:rPr>
+      </w:pPr>
+    </w:p>
+    <w:p>
+      <w:pPr>
+        <w:pStyle w:val="PlainText"/>
+        <w:rPr>
+          <w:rFonts w:ascii="Times New Roman" w:hAnsi="Times New Roman" w:cs="Times New Roman"/>
+          <w:sz w:val="24"/>
+          <w:szCs w:val="24"/>
+        </w:rPr>
+      </w:pPr>
+    </w:p>
+    <w:p>
+      <w:pPr>
+        <w:pStyle w:val="PlainText"/>
+        <w:ind w:left="0"/>
         <w:rPr>
           <w:rFonts w:ascii="Times New Roman" w:hAnsi="Times New Roman" w:cs="Times New Roman"/>
           <w:sz w:val="24"/>
@@ -3685,350 +3839,13 @@
     <w:p>
       <w:pPr>
         <w:pStyle w:val="PlainText"/>
-        <w:rPr>
-          <w:rFonts w:ascii="Times New Roman" w:hAnsi="Times New Roman" w:cs="Times New Roman"/>
-          <w:sz w:val="24"/>
-          <w:szCs w:val="24"/>
-        </w:rPr>
-      </w:pPr>
-      <w:r>
-        <w:rPr>
-          <w:rFonts w:ascii="Times New Roman" w:hAnsi="Times New Roman" w:cs="Times New Roman"/>
-          <w:sz w:val="24"/>
-          <w:szCs w:val="24"/>
-        </w:rPr>
-        <w:lastRenderedPageBreak/>
-        <w:t>7. Daftar Pustaka</w:t>
-      </w:r>
-    </w:p>
-    <w:p>
-      <w:pPr>
-        <w:pStyle w:val="PlainText"/>
-        <w:rPr>
-          <w:rFonts w:ascii="Times New Roman" w:hAnsi="Times New Roman" w:cs="Times New Roman"/>
-          <w:sz w:val="24"/>
-          <w:szCs w:val="24"/>
-        </w:rPr>
-      </w:pPr>
-    </w:p>
-    <w:p>
-      <w:pPr>
-        <w:pStyle w:val="PlainText"/>
-        <w:rPr>
-          <w:rFonts w:ascii="Times New Roman" w:hAnsi="Times New Roman" w:cs="Times New Roman"/>
-          <w:sz w:val="24"/>
-          <w:szCs w:val="24"/>
-        </w:rPr>
-      </w:pPr>
-      <w:r>
-        <w:rPr>
-          <w:rFonts w:ascii="Times New Roman" w:hAnsi="Times New Roman" w:cs="Times New Roman"/>
-          <w:sz w:val="24"/>
-          <w:szCs w:val="24"/>
-        </w:rPr>
-        <w:t>1. React. â€œQuick Start.â€ Dokumentasi React. [https://react.dev/learn](https://react.dev/learn)</w:t>
-      </w:r>
-    </w:p>
-    <w:p>
-      <w:pPr>
-        <w:pStyle w:val="PlainText"/>
-        <w:rPr>
-          <w:rFonts w:ascii="Times New Roman" w:hAnsi="Times New Roman" w:cs="Times New Roman"/>
-          <w:sz w:val="24"/>
-          <w:szCs w:val="24"/>
-        </w:rPr>
-      </w:pPr>
-      <w:r>
-        <w:rPr>
-          <w:rFonts w:ascii="Times New Roman" w:hAnsi="Times New Roman" w:cs="Times New Roman"/>
-          <w:sz w:val="24"/>
-          <w:szCs w:val="24"/>
-        </w:rPr>
-        <w:t>2. React Router. â€œReact Router Documentation.â€ [https://reactrouter.com/](https://reactrouter.com/)</w:t>
-      </w:r>
-    </w:p>
-    <w:p>
-      <w:pPr>
-        <w:pStyle w:val="PlainText"/>
-        <w:rPr>
-          <w:rFonts w:ascii="Times New Roman" w:hAnsi="Times New Roman" w:cs="Times New Roman"/>
-          <w:sz w:val="24"/>
-          <w:szCs w:val="24"/>
-        </w:rPr>
-      </w:pPr>
-      <w:r>
-        <w:rPr>
-          <w:rFonts w:ascii="Times New Roman" w:hAnsi="Times New Roman" w:cs="Times New Roman"/>
-          <w:sz w:val="24"/>
-          <w:szCs w:val="24"/>
-        </w:rPr>
-        <w:t>3. TanStack. â€œTanStack Query Documentation.â€ [https://tanstack.com/query/latest/docs/framework/react/overview](https://tanstack.com/query/latest/docs/framework/react/overview)</w:t>
-      </w:r>
-    </w:p>
-    <w:p>
-      <w:pPr>
-        <w:pStyle w:val="PlainText"/>
-        <w:rPr>
-          <w:rFonts w:ascii="Times New Roman" w:hAnsi="Times New Roman" w:cs="Times New Roman"/>
-          <w:sz w:val="24"/>
-          <w:szCs w:val="24"/>
-        </w:rPr>
-      </w:pPr>
-      <w:r>
-        <w:rPr>
-          <w:rFonts w:ascii="Times New Roman" w:hAnsi="Times New Roman" w:cs="Times New Roman"/>
-          <w:sz w:val="24"/>
-          <w:szCs w:val="24"/>
-        </w:rPr>
-        <w:t>4. Axios. â€œAxios Documentation.â€ [https://axios-http.com/docs/intro](https://axios-http.com/docs/intro)</w:t>
-      </w:r>
-    </w:p>
-    <w:p>
-      <w:pPr>
-        <w:pStyle w:val="PlainText"/>
-        <w:rPr>
-          <w:rFonts w:ascii="Times New Roman" w:hAnsi="Times New Roman" w:cs="Times New Roman"/>
-          <w:sz w:val="24"/>
-          <w:szCs w:val="24"/>
-        </w:rPr>
-      </w:pPr>
-      <w:r>
-        <w:rPr>
-          <w:rFonts w:ascii="Times New Roman" w:hAnsi="Times New Roman" w:cs="Times New Roman"/>
-          <w:sz w:val="24"/>
-          <w:szCs w:val="24"/>
-        </w:rPr>
-        <w:t>5. MDN Web Docs. â€œWindow: localStorage property.â€ [https://developer.mozilla.org/en-US/docs/Web/API/Window/localStorage](https://developer.mozilla.org/en-US/docs/Web/API/Window/localStorage)</w:t>
-      </w:r>
-    </w:p>
-    <w:p>
-      <w:pPr>
-        <w:pStyle w:val="PlainText"/>
-        <w:rPr>
-          <w:rFonts w:ascii="Times New Roman" w:hAnsi="Times New Roman" w:cs="Times New Roman"/>
-          <w:sz w:val="24"/>
-          <w:szCs w:val="24"/>
-        </w:rPr>
-      </w:pPr>
-      <w:r>
-        <w:rPr>
-          <w:rFonts w:ascii="Times New Roman" w:hAnsi="Times New Roman" w:cs="Times New Roman"/>
-          <w:sz w:val="24"/>
-          <w:szCs w:val="24"/>
-        </w:rPr>
-        <w:t>6. Tailwind CSS. â€œDocumentation.â€ [https://tailwindcss.com/docs](https://tailwindcss.com/docs)</w:t>
-      </w:r>
-    </w:p>
-    <w:p>
-      <w:pPr>
-        <w:pStyle w:val="PlainText"/>
-        <w:rPr>
-          <w:rFonts w:ascii="Times New Roman" w:hAnsi="Times New Roman" w:cs="Times New Roman"/>
-          <w:sz w:val="24"/>
-          <w:szCs w:val="24"/>
-        </w:rPr>
-      </w:pPr>
-    </w:p>
-    <w:p>
-      <w:pPr>
-        <w:pStyle w:val="PlainText"/>
-        <w:rPr>
-          <w:rFonts w:ascii="Times New Roman" w:hAnsi="Times New Roman" w:cs="Times New Roman"/>
-          <w:sz w:val="24"/>
-          <w:szCs w:val="24"/>
-        </w:rPr>
-      </w:pPr>
-      <w:r>
-        <w:rPr>
-          <w:rFonts w:ascii="Times New Roman" w:hAnsi="Times New Roman" w:cs="Times New Roman"/>
-          <w:sz w:val="24"/>
-          <w:szCs w:val="24"/>
-        </w:rPr>
-        <w:t>**Link GitHub:** [https://github.com/Boyssfit/Tugas-FrontEnd](https://github.com/Boyssfit/Tugas-FrontEnd)</w:t>
-      </w:r>
-    </w:p>
-    <w:p>
-      <w:pPr>
-        <w:pStyle w:val="PlainText"/>
-        <w:rPr>
-          <w:rFonts w:ascii="Times New Roman" w:hAnsi="Times New Roman" w:cs="Times New Roman"/>
-          <w:sz w:val="24"/>
-          <w:szCs w:val="24"/>
-        </w:rPr>
-      </w:pPr>
-    </w:p>
-    <w:p>
-      <w:pPr>
-        <w:pStyle w:val="PlainText"/>
-        <w:rPr>
-          <w:rFonts w:ascii="Times New Roman" w:hAnsi="Times New Roman" w:cs="Times New Roman"/>
-          <w:sz w:val="24"/>
-          <w:szCs w:val="24"/>
-        </w:rPr>
-      </w:pPr>
-    </w:p>
-    <w:p>
-      <w:pPr>
-        <w:pStyle w:val="PlainText"/>
-        <w:rPr>
-          <w:rFonts w:ascii="Times New Roman" w:hAnsi="Times New Roman" w:cs="Times New Roman"/>
-          <w:sz w:val="24"/>
-          <w:szCs w:val="24"/>
-        </w:rPr>
-        <w:sectPr>
-          <w:pgSz w:w="12240" w:h="15840"/>
-          <w:pgMar w:top="1440" w:right="1502" w:bottom="1440" w:left="1501" w:header="708" w:footer="708" w:gutter="0"/>
-          <w:cols w:space="708"/>
-          <w:docGrid w:linePitch="360"/>
-        </w:sectPr>
-      </w:pPr>
-    </w:p>
-    <w:p>
-      <w:pPr>
-        <w:pStyle w:val="PlainText"/>
-        <w:rPr>
-          <w:rFonts w:ascii="Times New Roman" w:hAnsi="Times New Roman" w:cs="Times New Roman"/>
-          <w:sz w:val="24"/>
-          <w:szCs w:val="24"/>
-        </w:rPr>
-      </w:pPr>
-      <w:r>
-        <w:rPr>
-          <w:rFonts w:ascii="Times New Roman" w:hAnsi="Times New Roman" w:cs="Times New Roman"/>
-          <w:sz w:val="24"/>
-          <w:szCs w:val="24"/>
-        </w:rPr>
-        <w:lastRenderedPageBreak/>
-        <w:t>8. Lampiran (Jika Ada)</w:t>
-      </w:r>
-    </w:p>
-    <w:p>
-      <w:pPr>
-        <w:pStyle w:val="PlainText"/>
-        <w:rPr>
-          <w:rFonts w:ascii="Times New Roman" w:hAnsi="Times New Roman" w:cs="Times New Roman"/>
-          <w:sz w:val="24"/>
-          <w:szCs w:val="24"/>
-        </w:rPr>
-      </w:pPr>
-    </w:p>
-    <w:p>
-      <w:pPr>
-        <w:pStyle w:val="PlainText"/>
-        <w:rPr>
-          <w:rFonts w:ascii="Times New Roman" w:hAnsi="Times New Roman" w:cs="Times New Roman"/>
-          <w:sz w:val="24"/>
-          <w:szCs w:val="24"/>
-        </w:rPr>
-      </w:pPr>
-      <w:r>
-        <w:rPr>
-          <w:rFonts w:ascii="Times New Roman" w:hAnsi="Times New Roman" w:cs="Times New Roman"/>
-          <w:sz w:val="24"/>
-          <w:szCs w:val="24"/>
-        </w:rPr>
-        <w:t>Lampiran yang dapat ditambahkan pada versi akhir laporan:</w:t>
-      </w:r>
-    </w:p>
-    <w:p>
-      <w:pPr>
-        <w:pStyle w:val="PlainText"/>
-        <w:rPr>
-          <w:rFonts w:ascii="Times New Roman" w:hAnsi="Times New Roman" w:cs="Times New Roman"/>
-          <w:sz w:val="24"/>
-          <w:szCs w:val="24"/>
-        </w:rPr>
-      </w:pPr>
-    </w:p>
-    <w:p>
-      <w:pPr>
-        <w:pStyle w:val="PlainText"/>
-        <w:rPr>
-          <w:rFonts w:ascii="Times New Roman" w:hAnsi="Times New Roman" w:cs="Times New Roman"/>
-          <w:sz w:val="24"/>
-          <w:szCs w:val="24"/>
-        </w:rPr>
-      </w:pPr>
-      <w:r>
-        <w:rPr>
-          <w:rFonts w:ascii="Times New Roman" w:hAnsi="Times New Roman" w:cs="Times New Roman"/>
-          <w:sz w:val="24"/>
-          <w:szCs w:val="24"/>
-        </w:rPr>
-        <w:t>- Screenshot halaman beranda, detail layanan, Saved, Jadwal, login, dan dashboard admin.</w:t>
-      </w:r>
-    </w:p>
-    <w:p>
-      <w:pPr>
-        <w:pStyle w:val="PlainText"/>
-        <w:rPr>
-          <w:rFonts w:ascii="Times New Roman" w:hAnsi="Times New Roman" w:cs="Times New Roman"/>
-          <w:sz w:val="24"/>
-          <w:szCs w:val="24"/>
-        </w:rPr>
-      </w:pPr>
-      <w:r>
-        <w:rPr>
-          <w:rFonts w:ascii="Times New Roman" w:hAnsi="Times New Roman" w:cs="Times New Roman"/>
-          <w:sz w:val="24"/>
-          <w:szCs w:val="24"/>
-        </w:rPr>
-        <w:t>- Diagram alur pengguna.</w:t>
-      </w:r>
-    </w:p>
-    <w:p>
-      <w:pPr>
-        <w:pStyle w:val="PlainText"/>
-        <w:rPr>
-          <w:rFonts w:ascii="Times New Roman" w:hAnsi="Times New Roman" w:cs="Times New Roman"/>
-          <w:sz w:val="24"/>
-          <w:szCs w:val="24"/>
-        </w:rPr>
-      </w:pPr>
-      <w:r>
-        <w:rPr>
-          <w:rFonts w:ascii="Times New Roman" w:hAnsi="Times New Roman" w:cs="Times New Roman"/>
-          <w:sz w:val="24"/>
-          <w:szCs w:val="24"/>
-        </w:rPr>
-        <w:t>- Bukti pengujian fitur.</w:t>
-      </w:r>
-    </w:p>
-    <w:p>
-      <w:pPr>
-        <w:pStyle w:val="PlainText"/>
-        <w:rPr>
-          <w:rFonts w:ascii="Times New Roman" w:hAnsi="Times New Roman" w:cs="Times New Roman"/>
-          <w:sz w:val="24"/>
-          <w:szCs w:val="24"/>
-        </w:rPr>
-      </w:pPr>
-      <w:r>
-        <w:rPr>
-          <w:rFonts w:ascii="Times New Roman" w:hAnsi="Times New Roman" w:cs="Times New Roman"/>
-          <w:sz w:val="24"/>
-          <w:szCs w:val="24"/>
-        </w:rPr>
-        <w:t>- Dokumentasi endpoint dan skema database setelah backend tersedia.</w:t>
-      </w:r>
-    </w:p>
-    <w:p>
-      <w:pPr>
-        <w:pStyle w:val="PlainText"/>
-        <w:rPr>
-          <w:rFonts w:ascii="Times New Roman" w:hAnsi="Times New Roman" w:cs="Times New Roman"/>
-          <w:sz w:val="24"/>
-          <w:szCs w:val="24"/>
-        </w:rPr>
-      </w:pPr>
-      <w:r>
-        <w:rPr>
-          <w:rFonts w:ascii="Times New Roman" w:hAnsi="Times New Roman" w:cs="Times New Roman"/>
-          <w:sz w:val="24"/>
-          <w:szCs w:val="24"/>
-        </w:rPr>
-        <w:t>- Materi atau checklist resmi Modul 1 sampai Modul 2.5 untuk pemetaan kriteria tugas.</w:t>
-      </w:r>
+        <w:ind w:left="0"/>
+        <w:rPr>
+          <w:rFonts w:ascii="Times New Roman" w:hAnsi="Times New Roman" w:cs="Times New Roman"/>
+          <w:sz w:val="24"/>
+          <w:szCs w:val="24"/>
+        </w:rPr>
+      </w:pPr>
     </w:p>
     <w:sectPr>
       <w:pgSz w:w="12240" w:h="15840"/>
@@ -4040,9 +3857,258 @@
 </w:document>
 </file>
 
+<file path=word/endnotes.xml><?xml version="1.0" encoding="utf-8"?>
+<w:endnotes xmlns:wpc="http://schemas.microsoft.com/office/word/2010/wordprocessingCanvas" xmlns:cx="http://schemas.microsoft.com/office/drawing/2014/chartex" xmlns:cx1="http://schemas.microsoft.com/office/drawing/2015/9/8/chartex" xmlns:cx2="http://schemas.microsoft.com/office/drawing/2015/10/21/chartex" xmlns:cx3="http://schemas.microsoft.com/office/drawing/2016/5/9/chartex" xmlns:cx4="http://schemas.microsoft.com/office/drawing/2016/5/10/chartex" xmlns:cx5="http://schemas.microsoft.com/office/drawing/2016/5/11/chartex" xmlns:cx6="http://schemas.microsoft.com/office/drawing/2016/5/12/chartex" xmlns:cx7="http://schemas.microsoft.com/office/drawing/2016/5/13/chartex" xmlns:cx8="http://schemas.microsoft.com/office/drawing/2016/5/14/chartex" xmlns:mc="http://schemas.openxmlformats.org/markup-compatibility/2006" xmlns:aink="http://schemas.microsoft.com/office/drawing/2016/ink" xmlns:am3d="http://schemas.microsoft.com/office/drawing/2017/model3d" xmlns:o="urn:schemas-microsoft-com:office:office" xmlns:oel="http://schemas.microsoft.com/office/2019/extlst" xmlns:r="http://schemas.openxmlformats.org/officeDocument/2006/relationships" xmlns:m="http://schemas.openxmlformats.org/officeDocument/2006/math" xmlns:v="urn:schemas-microsoft-com:vml" xmlns:wp14="http://schemas.microsoft.com/office/word/2010/wordprocessingDrawing" xmlns:wp="http://schemas.openxmlformats.org/drawingml/2006/wordprocessingDrawing" xmlns:w10="urn:schemas-microsoft-com:office:word" xmlns:w="http://schemas.openxmlformats.org/wordprocessingml/2006/main" xmlns:w14="http://schemas.microsoft.com/office/word/2010/wordml" xmlns:w15="http://schemas.microsoft.com/office/word/2012/wordml" xmlns:w16cex="http://schemas.microsoft.com/office/word/2018/wordml/cex" xmlns:w16cid="http://schemas.microsoft.com/office/word/2016/wordml/cid" xmlns:w16="http://schemas.microsoft.com/office/word/2018/wordml" xmlns:w16du="http://schemas.microsoft.com/office/word/2023/wordml/word16du" xmlns:w16sdtdh="http://schemas.microsoft.com/office/word/2020/wordml/sdtdatahash" xmlns:w16sdtfl="http://schemas.microsoft.com/office/word/2024/wordml/sdtformatlock" xmlns:w16se="http://schemas.microsoft.com/office/word/2015/wordml/symex" xmlns:wpg="http://schemas.microsoft.com/office/word/2010/wordprocessingGroup" xmlns:wpi="http://schemas.microsoft.com/office/word/2010/wordprocessingInk" xmlns:wne="http://schemas.microsoft.com/office/word/2006/wordml" xmlns:wps="http://schemas.microsoft.com/office/word/2010/wordprocessingShape" mc:Ignorable="w14 w15 w16se w16cid w16 w16cex w16sdtdh w16sdtfl w16du wp14">
+  <w:endnote w:type="separator" w:id="-1">
+    <w:p>
+      <w:pPr>
+        <w:spacing w:after="0" w:line="240" w:lineRule="auto"/>
+      </w:pPr>
+      <w:r>
+        <w:separator/>
+      </w:r>
+    </w:p>
+  </w:endnote>
+  <w:endnote w:type="continuationSeparator" w:id="0">
+    <w:p>
+      <w:pPr>
+        <w:spacing w:after="0" w:line="240" w:lineRule="auto"/>
+      </w:pPr>
+      <w:r>
+        <w:continuationSeparator/>
+      </w:r>
+    </w:p>
+  </w:endnote>
+</w:endnotes>
+</file>
+
+<file path=word/footnotes.xml><?xml version="1.0" encoding="utf-8"?>
+<w:footnotes xmlns:wpc="http://schemas.microsoft.com/office/word/2010/wordprocessingCanvas" xmlns:cx="http://schemas.microsoft.com/office/drawing/2014/chartex" xmlns:cx1="http://schemas.microsoft.com/office/drawing/2015/9/8/chartex" xmlns:cx2="http://schemas.microsoft.com/office/drawing/2015/10/21/chartex" xmlns:cx3="http://schemas.microsoft.com/office/drawing/2016/5/9/chartex" xmlns:cx4="http://schemas.microsoft.com/office/drawing/2016/5/10/chartex" xmlns:cx5="http://schemas.microsoft.com/office/drawing/2016/5/11/chartex" xmlns:cx6="http://schemas.microsoft.com/office/drawing/2016/5/12/chartex" xmlns:cx7="http://schemas.microsoft.com/office/drawing/2016/5/13/chartex" xmlns:cx8="http://schemas.microsoft.com/office/drawing/2016/5/14/chartex" xmlns:mc="http://schemas.openxmlformats.org/markup-compatibility/2006" xmlns:aink="http://schemas.microsoft.com/office/drawing/2016/ink" xmlns:am3d="http://schemas.microsoft.com/office/drawing/2017/model3d" xmlns:o="urn:schemas-microsoft-com:office:office" xmlns:oel="http://schemas.microsoft.com/office/2019/extlst" xmlns:r="http://schemas.openxmlformats.org/officeDocument/2006/relationships" xmlns:m="http://schemas.openxmlformats.org/officeDocument/2006/math" xmlns:v="urn:schemas-microsoft-com:vml" xmlns:wp14="http://schemas.microsoft.com/office/word/2010/wordprocessingDrawing" xmlns:wp="http://schemas.openxmlformats.org/drawingml/2006/wordprocessingDrawing" xmlns:w10="urn:schemas-microsoft-com:office:word" xmlns:w="http://schemas.openxmlformats.org/wordprocessingml/2006/main" xmlns:w14="http://schemas.microsoft.com/office/word/2010/wordml" xmlns:w15="http://schemas.microsoft.com/office/word/2012/wordml" xmlns:w16cex="http://schemas.microsoft.com/office/word/2018/wordml/cex" xmlns:w16cid="http://schemas.microsoft.com/office/word/2016/wordml/cid" xmlns:w16="http://schemas.microsoft.com/office/word/2018/wordml" xmlns:w16du="http://schemas.microsoft.com/office/word/2023/wordml/word16du" xmlns:w16sdtdh="http://schemas.microsoft.com/office/word/2020/wordml/sdtdatahash" xmlns:w16sdtfl="http://schemas.microsoft.com/office/word/2024/wordml/sdtformatlock" xmlns:w16se="http://schemas.microsoft.com/office/word/2015/wordml/symex" xmlns:wpg="http://schemas.microsoft.com/office/word/2010/wordprocessingGroup" xmlns:wpi="http://schemas.microsoft.com/office/word/2010/wordprocessingInk" xmlns:wne="http://schemas.microsoft.com/office/word/2006/wordml" xmlns:wps="http://schemas.microsoft.com/office/word/2010/wordprocessingShape" mc:Ignorable="w14 w15 w16se w16cid w16 w16cex w16sdtdh w16sdtfl w16du wp14">
+  <w:footnote w:type="separator" w:id="-1">
+    <w:p>
+      <w:pPr>
+        <w:spacing w:after="0" w:line="240" w:lineRule="auto"/>
+      </w:pPr>
+      <w:r>
+        <w:separator/>
+      </w:r>
+    </w:p>
+  </w:footnote>
+  <w:footnote w:type="continuationSeparator" w:id="0">
+    <w:p>
+      <w:pPr>
+        <w:spacing w:after="0" w:line="240" w:lineRule="auto"/>
+      </w:pPr>
+      <w:r>
+        <w:continuationSeparator/>
+      </w:r>
+    </w:p>
+  </w:footnote>
+</w:footnotes>
+</file>
+
 <file path=word/numbering.xml><?xml version="1.0" encoding="utf-8"?>
 <w:numbering xmlns:wpc="http://schemas.microsoft.com/office/word/2010/wordprocessingCanvas" xmlns:cx="http://schemas.microsoft.com/office/drawing/2014/chartex" xmlns:cx1="http://schemas.microsoft.com/office/drawing/2015/9/8/chartex" xmlns:cx2="http://schemas.microsoft.com/office/drawing/2015/10/21/chartex" xmlns:cx3="http://schemas.microsoft.com/office/drawing/2016/5/9/chartex" xmlns:cx4="http://schemas.microsoft.com/office/drawing/2016/5/10/chartex" xmlns:cx5="http://schemas.microsoft.com/office/drawing/2016/5/11/chartex" xmlns:cx6="http://schemas.microsoft.com/office/drawing/2016/5/12/chartex" xmlns:cx7="http://schemas.microsoft.com/office/drawing/2016/5/13/chartex" xmlns:cx8="http://schemas.microsoft.com/office/drawing/2016/5/14/chartex" xmlns:mc="http://schemas.openxmlformats.org/markup-compatibility/2006" xmlns:aink="http://schemas.microsoft.com/office/drawing/2016/ink" xmlns:am3d="http://schemas.microsoft.com/office/drawing/2017/model3d" xmlns:o="urn:schemas-microsoft-com:office:office" xmlns:oel="http://schemas.microsoft.com/office/2019/extlst" xmlns:r="http://schemas.openxmlformats.org/officeDocument/2006/relationships" xmlns:m="http://schemas.openxmlformats.org/officeDocument/2006/math" xmlns:v="urn:schemas-microsoft-com:vml" xmlns:wp14="http://schemas.microsoft.com/office/word/2010/wordprocessingDrawing" xmlns:wp="http://schemas.openxmlformats.org/drawingml/2006/wordprocessingDrawing" xmlns:w10="urn:schemas-microsoft-com:office:word" xmlns:w="http://schemas.openxmlformats.org/wordprocessingml/2006/main" xmlns:w14="http://schemas.microsoft.com/office/word/2010/wordml" xmlns:w15="http://schemas.microsoft.com/office/word/2012/wordml" xmlns:w16cex="http://schemas.microsoft.com/office/word/2018/wordml/cex" xmlns:w16cid="http://schemas.microsoft.com/office/word/2016/wordml/cid" xmlns:w16="http://schemas.microsoft.com/office/word/2018/wordml" xmlns:w16du="http://schemas.microsoft.com/office/word/2023/wordml/word16du" xmlns:w16sdtdh="http://schemas.microsoft.com/office/word/2020/wordml/sdtdatahash" xmlns:w16sdtfl="http://schemas.microsoft.com/office/word/2024/wordml/sdtformatlock" xmlns:w16se="http://schemas.microsoft.com/office/word/2015/wordml/symex" xmlns:wpg="http://schemas.microsoft.com/office/word/2010/wordprocessingGroup" xmlns:wpi="http://schemas.microsoft.com/office/word/2010/wordprocessingInk" xmlns:wne="http://schemas.microsoft.com/office/word/2006/wordml" xmlns:wps="http://schemas.microsoft.com/office/word/2010/wordprocessingShape" mc:Ignorable="w14 w15 w16se w16cid w16 w16cex w16sdtdh w16sdtfl w16du wp14">
   <w:abstractNum w:abstractNumId="0" w15:restartNumberingAfterBreak="0">
+    <w:nsid w:val="124C2E3F"/>
+    <w:multiLevelType w:val="hybridMultilevel"/>
+    <w:tmpl w:val="D032CE5C"/>
+    <w:lvl w:ilvl="0" w:tplc="0409000F">
+      <w:start w:val="1"/>
+      <w:numFmt w:val="decimal"/>
+      <w:lvlText w:val="%1."/>
+      <w:lvlJc w:val="left"/>
+      <w:pPr>
+        <w:ind w:left="1350" w:hanging="360"/>
+      </w:pPr>
+    </w:lvl>
+    <w:lvl w:ilvl="1" w:tplc="04090019" w:tentative="1">
+      <w:start w:val="1"/>
+      <w:numFmt w:val="lowerLetter"/>
+      <w:lvlText w:val="%2."/>
+      <w:lvlJc w:val="left"/>
+      <w:pPr>
+        <w:ind w:left="2070" w:hanging="360"/>
+      </w:pPr>
+    </w:lvl>
+    <w:lvl w:ilvl="2" w:tplc="0409001B" w:tentative="1">
+      <w:start w:val="1"/>
+      <w:numFmt w:val="lowerRoman"/>
+      <w:lvlText w:val="%3."/>
+      <w:lvlJc w:val="right"/>
+      <w:pPr>
+        <w:ind w:left="2790" w:hanging="180"/>
+      </w:pPr>
+    </w:lvl>
+    <w:lvl w:ilvl="3" w:tplc="0409000F" w:tentative="1">
+      <w:start w:val="1"/>
+      <w:numFmt w:val="decimal"/>
+      <w:lvlText w:val="%4."/>
+      <w:lvlJc w:val="left"/>
+      <w:pPr>
+        <w:ind w:left="3510" w:hanging="360"/>
+      </w:pPr>
+    </w:lvl>
+    <w:lvl w:ilvl="4" w:tplc="04090019" w:tentative="1">
+      <w:start w:val="1"/>
+      <w:numFmt w:val="lowerLetter"/>
+      <w:lvlText w:val="%5."/>
+      <w:lvlJc w:val="left"/>
+      <w:pPr>
+        <w:ind w:left="4230" w:hanging="360"/>
+      </w:pPr>
+    </w:lvl>
+    <w:lvl w:ilvl="5" w:tplc="0409001B" w:tentative="1">
+      <w:start w:val="1"/>
+      <w:numFmt w:val="lowerRoman"/>
+      <w:lvlText w:val="%6."/>
+      <w:lvlJc w:val="right"/>
+      <w:pPr>
+        <w:ind w:left="4950" w:hanging="180"/>
+      </w:pPr>
+    </w:lvl>
+    <w:lvl w:ilvl="6" w:tplc="0409000F" w:tentative="1">
+      <w:start w:val="1"/>
+      <w:numFmt w:val="decimal"/>
+      <w:lvlText w:val="%7."/>
+      <w:lvlJc w:val="left"/>
+      <w:pPr>
+        <w:ind w:left="5670" w:hanging="360"/>
+      </w:pPr>
+    </w:lvl>
+    <w:lvl w:ilvl="7" w:tplc="04090019" w:tentative="1">
+      <w:start w:val="1"/>
+      <w:numFmt w:val="lowerLetter"/>
+      <w:lvlText w:val="%8."/>
+      <w:lvlJc w:val="left"/>
+      <w:pPr>
+        <w:ind w:left="6390" w:hanging="360"/>
+      </w:pPr>
+    </w:lvl>
+    <w:lvl w:ilvl="8" w:tplc="0409001B" w:tentative="1">
+      <w:start w:val="1"/>
+      <w:numFmt w:val="lowerRoman"/>
+      <w:lvlText w:val="%9."/>
+      <w:lvlJc w:val="right"/>
+      <w:pPr>
+        <w:ind w:left="7110" w:hanging="180"/>
+      </w:pPr>
+    </w:lvl>
+  </w:abstractNum>
+  <w:abstractNum w:abstractNumId="1" w15:restartNumberingAfterBreak="0">
+    <w:nsid w:val="12A56579"/>
+    <w:multiLevelType w:val="hybridMultilevel"/>
+    <w:tmpl w:val="1D606BF2"/>
+    <w:lvl w:ilvl="0" w:tplc="04090001">
+      <w:start w:val="1"/>
+      <w:numFmt w:val="bullet"/>
+      <w:lvlText w:val=""/>
+      <w:lvlJc w:val="left"/>
+      <w:pPr>
+        <w:ind w:left="1287" w:hanging="360"/>
+      </w:pPr>
+      <w:rPr>
+        <w:rFonts w:ascii="Symbol" w:hAnsi="Symbol" w:hint="default"/>
+      </w:rPr>
+    </w:lvl>
+    <w:lvl w:ilvl="1" w:tplc="04090003" w:tentative="1">
+      <w:start w:val="1"/>
+      <w:numFmt w:val="bullet"/>
+      <w:lvlText w:val="o"/>
+      <w:lvlJc w:val="left"/>
+      <w:pPr>
+        <w:ind w:left="2007" w:hanging="360"/>
+      </w:pPr>
+      <w:rPr>
+        <w:rFonts w:ascii="Courier New" w:hAnsi="Courier New" w:cs="Courier New" w:hint="default"/>
+      </w:rPr>
+    </w:lvl>
+    <w:lvl w:ilvl="2" w:tplc="04090005" w:tentative="1">
+      <w:start w:val="1"/>
+      <w:numFmt w:val="bullet"/>
+      <w:lvlText w:val=""/>
+      <w:lvlJc w:val="left"/>
+      <w:pPr>
+        <w:ind w:left="2727" w:hanging="360"/>
+      </w:pPr>
+      <w:rPr>
+        <w:rFonts w:ascii="Wingdings" w:hAnsi="Wingdings" w:hint="default"/>
+      </w:rPr>
+    </w:lvl>
+    <w:lvl w:ilvl="3" w:tplc="04090001" w:tentative="1">
+      <w:start w:val="1"/>
+      <w:numFmt w:val="bullet"/>
+      <w:lvlText w:val=""/>
+      <w:lvlJc w:val="left"/>
+      <w:pPr>
+        <w:ind w:left="3447" w:hanging="360"/>
+      </w:pPr>
+      <w:rPr>
+        <w:rFonts w:ascii="Symbol" w:hAnsi="Symbol" w:hint="default"/>
+      </w:rPr>
+    </w:lvl>
+    <w:lvl w:ilvl="4" w:tplc="04090003" w:tentative="1">
+      <w:start w:val="1"/>
+      <w:numFmt w:val="bullet"/>
+      <w:lvlText w:val="o"/>
+      <w:lvlJc w:val="left"/>
+      <w:pPr>
+        <w:ind w:left="4167" w:hanging="360"/>
+      </w:pPr>
+      <w:rPr>
+        <w:rFonts w:ascii="Courier New" w:hAnsi="Courier New" w:cs="Courier New" w:hint="default"/>
+      </w:rPr>
+    </w:lvl>
+    <w:lvl w:ilvl="5" w:tplc="04090005" w:tentative="1">
+      <w:start w:val="1"/>
+      <w:numFmt w:val="bullet"/>
+      <w:lvlText w:val=""/>
+      <w:lvlJc w:val="left"/>
+      <w:pPr>
+        <w:ind w:left="4887" w:hanging="360"/>
+      </w:pPr>
+      <w:rPr>
+        <w:rFonts w:ascii="Wingdings" w:hAnsi="Wingdings" w:hint="default"/>
+      </w:rPr>
+    </w:lvl>
+    <w:lvl w:ilvl="6" w:tplc="04090001" w:tentative="1">
+      <w:start w:val="1"/>
+      <w:numFmt w:val="bullet"/>
+      <w:lvlText w:val=""/>
+      <w:lvlJc w:val="left"/>
+      <w:pPr>
+        <w:ind w:left="5607" w:hanging="360"/>
+      </w:pPr>
+      <w:rPr>
+        <w:rFonts w:ascii="Symbol" w:hAnsi="Symbol" w:hint="default"/>
+      </w:rPr>
+    </w:lvl>
+    <w:lvl w:ilvl="7" w:tplc="04090003" w:tentative="1">
+      <w:start w:val="1"/>
+      <w:numFmt w:val="bullet"/>
+      <w:lvlText w:val="o"/>
+      <w:lvlJc w:val="left"/>
+      <w:pPr>
+        <w:ind w:left="6327" w:hanging="360"/>
+      </w:pPr>
+      <w:rPr>
+        <w:rFonts w:ascii="Courier New" w:hAnsi="Courier New" w:cs="Courier New" w:hint="default"/>
+      </w:rPr>
+    </w:lvl>
+    <w:lvl w:ilvl="8" w:tplc="04090005" w:tentative="1">
+      <w:start w:val="1"/>
+      <w:numFmt w:val="bullet"/>
+      <w:lvlText w:val=""/>
+      <w:lvlJc w:val="left"/>
+      <w:pPr>
+        <w:ind w:left="7047" w:hanging="360"/>
+      </w:pPr>
+      <w:rPr>
+        <w:rFonts w:ascii="Wingdings" w:hAnsi="Wingdings" w:hint="default"/>
+      </w:rPr>
+    </w:lvl>
+  </w:abstractNum>
+  <w:abstractNum w:abstractNumId="2" w15:restartNumberingAfterBreak="0">
     <w:nsid w:val="1C521CEB"/>
     <w:multiLevelType w:val="hybridMultilevel"/>
     <w:tmpl w:val="DE527CEC"/>
@@ -4131,7 +4197,7 @@
       </w:pPr>
     </w:lvl>
   </w:abstractNum>
-  <w:abstractNum w:abstractNumId="1" w15:restartNumberingAfterBreak="0">
+  <w:abstractNum w:abstractNumId="3" w15:restartNumberingAfterBreak="0">
     <w:nsid w:val="21502D52"/>
     <w:multiLevelType w:val="hybridMultilevel"/>
     <w:tmpl w:val="B9E88362"/>
@@ -4244,7 +4310,206 @@
       </w:rPr>
     </w:lvl>
   </w:abstractNum>
-  <w:abstractNum w:abstractNumId="2" w15:restartNumberingAfterBreak="0">
+  <w:abstractNum w:abstractNumId="4" w15:restartNumberingAfterBreak="0">
+    <w:nsid w:val="408F5EBE"/>
+    <w:multiLevelType w:val="hybridMultilevel"/>
+    <w:tmpl w:val="35600670"/>
+    <w:lvl w:ilvl="0" w:tplc="04090001">
+      <w:start w:val="1"/>
+      <w:numFmt w:val="bullet"/>
+      <w:lvlText w:val=""/>
+      <w:lvlJc w:val="left"/>
+      <w:pPr>
+        <w:ind w:left="1287" w:hanging="360"/>
+      </w:pPr>
+      <w:rPr>
+        <w:rFonts w:ascii="Symbol" w:hAnsi="Symbol" w:hint="default"/>
+      </w:rPr>
+    </w:lvl>
+    <w:lvl w:ilvl="1" w:tplc="04090003" w:tentative="1">
+      <w:start w:val="1"/>
+      <w:numFmt w:val="bullet"/>
+      <w:lvlText w:val="o"/>
+      <w:lvlJc w:val="left"/>
+      <w:pPr>
+        <w:ind w:left="2007" w:hanging="360"/>
+      </w:pPr>
+      <w:rPr>
+        <w:rFonts w:ascii="Courier New" w:hAnsi="Courier New" w:cs="Courier New" w:hint="default"/>
+      </w:rPr>
+    </w:lvl>
+    <w:lvl w:ilvl="2" w:tplc="04090005" w:tentative="1">
+      <w:start w:val="1"/>
+      <w:numFmt w:val="bullet"/>
+      <w:lvlText w:val=""/>
+      <w:lvlJc w:val="left"/>
+      <w:pPr>
+        <w:ind w:left="2727" w:hanging="360"/>
+      </w:pPr>
+      <w:rPr>
+        <w:rFonts w:ascii="Wingdings" w:hAnsi="Wingdings" w:hint="default"/>
+      </w:rPr>
+    </w:lvl>
+    <w:lvl w:ilvl="3" w:tplc="04090001" w:tentative="1">
+      <w:start w:val="1"/>
+      <w:numFmt w:val="bullet"/>
+      <w:lvlText w:val=""/>
+      <w:lvlJc w:val="left"/>
+      <w:pPr>
+        <w:ind w:left="3447" w:hanging="360"/>
+      </w:pPr>
+      <w:rPr>
+        <w:rFonts w:ascii="Symbol" w:hAnsi="Symbol" w:hint="default"/>
+      </w:rPr>
+    </w:lvl>
+    <w:lvl w:ilvl="4" w:tplc="04090003" w:tentative="1">
+      <w:start w:val="1"/>
+      <w:numFmt w:val="bullet"/>
+      <w:lvlText w:val="o"/>
+      <w:lvlJc w:val="left"/>
+      <w:pPr>
+        <w:ind w:left="4167" w:hanging="360"/>
+      </w:pPr>
+      <w:rPr>
+        <w:rFonts w:ascii="Courier New" w:hAnsi="Courier New" w:cs="Courier New" w:hint="default"/>
+      </w:rPr>
+    </w:lvl>
+    <w:lvl w:ilvl="5" w:tplc="04090005" w:tentative="1">
+      <w:start w:val="1"/>
+      <w:numFmt w:val="bullet"/>
+      <w:lvlText w:val=""/>
+      <w:lvlJc w:val="left"/>
+      <w:pPr>
+        <w:ind w:left="4887" w:hanging="360"/>
+      </w:pPr>
+      <w:rPr>
+        <w:rFonts w:ascii="Wingdings" w:hAnsi="Wingdings" w:hint="default"/>
+      </w:rPr>
+    </w:lvl>
+    <w:lvl w:ilvl="6" w:tplc="04090001" w:tentative="1">
+      <w:start w:val="1"/>
+      <w:numFmt w:val="bullet"/>
+      <w:lvlText w:val=""/>
+      <w:lvlJc w:val="left"/>
+      <w:pPr>
+        <w:ind w:left="5607" w:hanging="360"/>
+      </w:pPr>
+      <w:rPr>
+        <w:rFonts w:ascii="Symbol" w:hAnsi="Symbol" w:hint="default"/>
+      </w:rPr>
+    </w:lvl>
+    <w:lvl w:ilvl="7" w:tplc="04090003" w:tentative="1">
+      <w:start w:val="1"/>
+      <w:numFmt w:val="bullet"/>
+      <w:lvlText w:val="o"/>
+      <w:lvlJc w:val="left"/>
+      <w:pPr>
+        <w:ind w:left="6327" w:hanging="360"/>
+      </w:pPr>
+      <w:rPr>
+        <w:rFonts w:ascii="Courier New" w:hAnsi="Courier New" w:cs="Courier New" w:hint="default"/>
+      </w:rPr>
+    </w:lvl>
+    <w:lvl w:ilvl="8" w:tplc="04090005" w:tentative="1">
+      <w:start w:val="1"/>
+      <w:numFmt w:val="bullet"/>
+      <w:lvlText w:val=""/>
+      <w:lvlJc w:val="left"/>
+      <w:pPr>
+        <w:ind w:left="7047" w:hanging="360"/>
+      </w:pPr>
+      <w:rPr>
+        <w:rFonts w:ascii="Wingdings" w:hAnsi="Wingdings" w:hint="default"/>
+      </w:rPr>
+    </w:lvl>
+  </w:abstractNum>
+  <w:abstractNum w:abstractNumId="5" w15:restartNumberingAfterBreak="0">
+    <w:nsid w:val="41841719"/>
+    <w:multiLevelType w:val="hybridMultilevel"/>
+    <w:tmpl w:val="7A802306"/>
+    <w:lvl w:ilvl="0" w:tplc="0409000F">
+      <w:start w:val="1"/>
+      <w:numFmt w:val="decimal"/>
+      <w:lvlText w:val="%1."/>
+      <w:lvlJc w:val="left"/>
+      <w:pPr>
+        <w:ind w:left="1287" w:hanging="360"/>
+      </w:pPr>
+    </w:lvl>
+    <w:lvl w:ilvl="1" w:tplc="04090019" w:tentative="1">
+      <w:start w:val="1"/>
+      <w:numFmt w:val="lowerLetter"/>
+      <w:lvlText w:val="%2."/>
+      <w:lvlJc w:val="left"/>
+      <w:pPr>
+        <w:ind w:left="2007" w:hanging="360"/>
+      </w:pPr>
+    </w:lvl>
+    <w:lvl w:ilvl="2" w:tplc="0409001B" w:tentative="1">
+      <w:start w:val="1"/>
+      <w:numFmt w:val="lowerRoman"/>
+      <w:lvlText w:val="%3."/>
+      <w:lvlJc w:val="right"/>
+      <w:pPr>
+        <w:ind w:left="2727" w:hanging="180"/>
+      </w:pPr>
+    </w:lvl>
+    <w:lvl w:ilvl="3" w:tplc="0409000F" w:tentative="1">
+      <w:start w:val="1"/>
+      <w:numFmt w:val="decimal"/>
+      <w:lvlText w:val="%4."/>
+      <w:lvlJc w:val="left"/>
+      <w:pPr>
+        <w:ind w:left="3447" w:hanging="360"/>
+      </w:pPr>
+    </w:lvl>
+    <w:lvl w:ilvl="4" w:tplc="04090019" w:tentative="1">
+      <w:start w:val="1"/>
+      <w:numFmt w:val="lowerLetter"/>
+      <w:lvlText w:val="%5."/>
+      <w:lvlJc w:val="left"/>
+      <w:pPr>
+        <w:ind w:left="4167" w:hanging="360"/>
+      </w:pPr>
+    </w:lvl>
+    <w:lvl w:ilvl="5" w:tplc="0409001B" w:tentative="1">
+      <w:start w:val="1"/>
+      <w:numFmt w:val="lowerRoman"/>
+      <w:lvlText w:val="%6."/>
+      <w:lvlJc w:val="right"/>
+      <w:pPr>
+        <w:ind w:left="4887" w:hanging="180"/>
+      </w:pPr>
+    </w:lvl>
+    <w:lvl w:ilvl="6" w:tplc="0409000F" w:tentative="1">
+      <w:start w:val="1"/>
+      <w:numFmt w:val="decimal"/>
+      <w:lvlText w:val="%7."/>
+      <w:lvlJc w:val="left"/>
+      <w:pPr>
+        <w:ind w:left="5607" w:hanging="360"/>
+      </w:pPr>
+    </w:lvl>
+    <w:lvl w:ilvl="7" w:tplc="04090019" w:tentative="1">
+      <w:start w:val="1"/>
+      <w:numFmt w:val="lowerLetter"/>
+      <w:lvlText w:val="%8."/>
+      <w:lvlJc w:val="left"/>
+      <w:pPr>
+        <w:ind w:left="6327" w:hanging="360"/>
+      </w:pPr>
+    </w:lvl>
+    <w:lvl w:ilvl="8" w:tplc="0409001B" w:tentative="1">
+      <w:start w:val="1"/>
+      <w:numFmt w:val="lowerRoman"/>
+      <w:lvlText w:val="%9."/>
+      <w:lvlJc w:val="right"/>
+      <w:pPr>
+        <w:ind w:left="7047" w:hanging="180"/>
+      </w:pPr>
+    </w:lvl>
+  </w:abstractNum>
+  <w:abstractNum w:abstractNumId="6" w15:restartNumberingAfterBreak="0">
     <w:nsid w:val="767C4DA3"/>
     <w:multiLevelType w:val="hybridMultilevel"/>
     <w:tmpl w:val="67E2BC10"/>
@@ -4330,7 +4595,7 @@
       </w:pPr>
     </w:lvl>
   </w:abstractNum>
-  <w:abstractNum w:abstractNumId="3" w15:restartNumberingAfterBreak="0">
+  <w:abstractNum w:abstractNumId="7" w15:restartNumberingAfterBreak="0">
     <w:nsid w:val="7CBB57E5"/>
     <w:multiLevelType w:val="hybridMultilevel"/>
     <w:tmpl w:val="582867DA"/>
@@ -4417,16 +4682,28 @@
     </w:lvl>
   </w:abstractNum>
   <w:num w:numId="1" w16cid:durableId="1475027976">
+    <w:abstractNumId w:val="7"/>
+  </w:num>
+  <w:num w:numId="2" w16cid:durableId="1490058134">
+    <w:abstractNumId w:val="2"/>
+  </w:num>
+  <w:num w:numId="3" w16cid:durableId="305011769">
+    <w:abstractNumId w:val="6"/>
+  </w:num>
+  <w:num w:numId="4" w16cid:durableId="1210455708">
     <w:abstractNumId w:val="3"/>
   </w:num>
-  <w:num w:numId="2" w16cid:durableId="1490058134">
+  <w:num w:numId="5" w16cid:durableId="1840997342">
+    <w:abstractNumId w:val="1"/>
+  </w:num>
+  <w:num w:numId="6" w16cid:durableId="280115705">
+    <w:abstractNumId w:val="4"/>
+  </w:num>
+  <w:num w:numId="7" w16cid:durableId="226230325">
     <w:abstractNumId w:val="0"/>
   </w:num>
-  <w:num w:numId="3" w16cid:durableId="305011769">
-    <w:abstractNumId w:val="2"/>
-  </w:num>
-  <w:num w:numId="4" w16cid:durableId="1210455708">
-    <w:abstractNumId w:val="1"/>
+  <w:num w:numId="8" w16cid:durableId="1718553334">
+    <w:abstractNumId w:val="5"/>
   </w:num>
 </w:numbering>
 </file>
@@ -4906,6 +5183,85 @@
       </w:tblBorders>
     </w:tblPr>
   </w:style>
+  <w:style w:type="paragraph" w:styleId="Header">
+    <w:name w:val="header"/>
+    <w:basedOn w:val="Normal"/>
+    <w:link w:val="HeaderChar"/>
+    <w:uiPriority w:val="99"/>
+    <w:unhideWhenUsed/>
+    <w:rsid w:val="001B7707"/>
+    <w:pPr>
+      <w:tabs>
+        <w:tab w:val="center" w:pos="4680"/>
+        <w:tab w:val="right" w:pos="9360"/>
+      </w:tabs>
+      <w:spacing w:after="0" w:line="240" w:lineRule="auto"/>
+    </w:pPr>
+  </w:style>
+  <w:style w:type="character" w:customStyle="1" w:styleId="HeaderChar">
+    <w:name w:val="Header Char"/>
+    <w:basedOn w:val="DefaultParagraphFont"/>
+    <w:link w:val="Header"/>
+    <w:uiPriority w:val="99"/>
+    <w:rsid w:val="001B7707"/>
+  </w:style>
+  <w:style w:type="paragraph" w:styleId="Footer">
+    <w:name w:val="footer"/>
+    <w:basedOn w:val="Normal"/>
+    <w:link w:val="FooterChar"/>
+    <w:uiPriority w:val="99"/>
+    <w:unhideWhenUsed/>
+    <w:rsid w:val="001B7707"/>
+    <w:pPr>
+      <w:tabs>
+        <w:tab w:val="center" w:pos="4680"/>
+        <w:tab w:val="right" w:pos="9360"/>
+      </w:tabs>
+      <w:spacing w:after="0" w:line="240" w:lineRule="auto"/>
+    </w:pPr>
+  </w:style>
+  <w:style w:type="character" w:customStyle="1" w:styleId="FooterChar">
+    <w:name w:val="Footer Char"/>
+    <w:basedOn w:val="DefaultParagraphFont"/>
+    <w:link w:val="Footer"/>
+    <w:uiPriority w:val="99"/>
+    <w:rsid w:val="001B7707"/>
+  </w:style>
+  <w:style w:type="character" w:styleId="Hyperlink">
+    <w:name w:val="Hyperlink"/>
+    <w:basedOn w:val="DefaultParagraphFont"/>
+    <w:uiPriority w:val="99"/>
+    <w:unhideWhenUsed/>
+    <w:rsid w:val="00A46366"/>
+    <w:rPr>
+      <w:color w:val="0563C1" w:themeColor="hyperlink"/>
+      <w:u w:val="single"/>
+    </w:rPr>
+  </w:style>
+  <w:style w:type="character" w:styleId="UnresolvedMention">
+    <w:name w:val="Unresolved Mention"/>
+    <w:basedOn w:val="DefaultParagraphFont"/>
+    <w:uiPriority w:val="99"/>
+    <w:semiHidden/>
+    <w:unhideWhenUsed/>
+    <w:rsid w:val="00A46366"/>
+    <w:rPr>
+      <w:color w:val="605E5C"/>
+      <w:shd w:val="clear" w:color="auto" w:fill="E1DFDD"/>
+    </w:rPr>
+  </w:style>
+  <w:style w:type="character" w:styleId="FollowedHyperlink">
+    <w:name w:val="FollowedHyperlink"/>
+    <w:basedOn w:val="DefaultParagraphFont"/>
+    <w:uiPriority w:val="99"/>
+    <w:semiHidden/>
+    <w:unhideWhenUsed/>
+    <w:rsid w:val="00A46366"/>
+    <w:rPr>
+      <w:color w:val="954F72" w:themeColor="followedHyperlink"/>
+      <w:u w:val="single"/>
+    </w:rPr>
+  </w:style>
 </w:styles>
 </file>
 
@@ -5202,4 +5558,16 @@
     </a:ext>
   </a:extLst>
 </a:theme>
+</file>
+
+<file path=customXml/item1.xml><?xml version="1.0" encoding="utf-8"?>
+<b:Sources xmlns:b="http://schemas.openxmlformats.org/officeDocument/2006/bibliography" xmlns="http://schemas.openxmlformats.org/officeDocument/2006/bibliography" SelectedStyle="\APASixthEditionOfficeOnline.xsl" StyleName="APA" Version="6"/>
+</file>
+
+<file path=customXml/itemProps1.xml><?xml version="1.0" encoding="utf-8"?>
+<ds:datastoreItem xmlns:ds="http://schemas.openxmlformats.org/officeDocument/2006/customXml" ds:itemID="{AE01E31C-6321-450C-B7F4-363465FD76DE}">
+  <ds:schemaRefs>
+    <ds:schemaRef ds:uri="http://schemas.openxmlformats.org/officeDocument/2006/bibliography"/>
+  </ds:schemaRefs>
+</ds:datastoreItem>
 </file>